--- a/docs/Embedded Polls - User Experience Preview.docx
+++ b/docs/Embedded Polls - User Experience Preview.docx
@@ -13,7 +13,7 @@
         <w:rPr>
           <w:lang w:val="en-NZ"/>
         </w:rPr>
-        <w:t>Title</w:t>
+        <w:t>Embedded Polls</w:t>
       </w:r>
     </w:p>
     <w:p>
@@ -27,7 +27,7 @@
         <w:rPr>
           <w:lang w:val="en-NZ"/>
         </w:rPr>
-        <w:t>Subtitle</w:t>
+        <w:t>User Experience Preview</w:t>
       </w:r>
     </w:p>
     <w:p>
@@ -75,14 +75,14 @@
         </w:rPr>
         <w:fldChar w:fldCharType="separate"/>
       </w:r>
-      <w:hyperlink w:anchor="_Toc219268175" w:history="1">
+      <w:hyperlink w:anchor="_Toc233545418" w:history="1">
         <w:r>
           <w:rPr>
             <w:rStyle w:val="Hyperlink"/>
             <w:noProof/>
             <w:lang w:val="en-NZ"/>
           </w:rPr>
-          <w:t>Heading 1</w:t>
+          <w:t>Overview</w:t>
         </w:r>
         <w:r>
           <w:rPr>
@@ -103,7 +103,7 @@
             <w:noProof/>
             <w:webHidden/>
           </w:rPr>
-          <w:instrText xml:space="preserve"> PAGEREF _Toc219268175 \h </w:instrText>
+          <w:instrText xml:space="preserve"> PAGEREF _Toc233545418 \h </w:instrText>
         </w:r>
         <w:r>
           <w:rPr>
@@ -124,150 +124,6 @@
             <w:webHidden/>
           </w:rPr>
           <w:t>1</w:t>
-        </w:r>
-        <w:r>
-          <w:rPr>
-            <w:noProof/>
-            <w:webHidden/>
-          </w:rPr>
-          <w:fldChar w:fldCharType="end"/>
-        </w:r>
-      </w:hyperlink>
-    </w:p>
-    <w:p>
-      <w:pPr>
-        <w:pStyle w:val="TOC2"/>
-        <w:tabs>
-          <w:tab w:val="right" w:leader="dot" w:pos="9016"/>
-        </w:tabs>
-        <w:rPr>
-          <w:noProof/>
-          <w:kern w:val="2"/>
-          <w:lang w:val="en-NZ" w:eastAsia="en-NZ"/>
-          <w14:ligatures w14:val="standardContextual"/>
-        </w:rPr>
-      </w:pPr>
-      <w:hyperlink w:anchor="_Toc219268176" w:history="1">
-        <w:r>
-          <w:rPr>
-            <w:rStyle w:val="Hyperlink"/>
-            <w:noProof/>
-            <w:lang w:val="en-NZ"/>
-          </w:rPr>
-          <w:t>Heading 1.1</w:t>
-        </w:r>
-        <w:r>
-          <w:rPr>
-            <w:noProof/>
-            <w:webHidden/>
-          </w:rPr>
-          <w:tab/>
-        </w:r>
-        <w:r>
-          <w:rPr>
-            <w:noProof/>
-            <w:webHidden/>
-          </w:rPr>
-          <w:fldChar w:fldCharType="begin"/>
-        </w:r>
-        <w:r>
-          <w:rPr>
-            <w:noProof/>
-            <w:webHidden/>
-          </w:rPr>
-          <w:instrText xml:space="preserve"> PAGEREF _Toc219268176 \h </w:instrText>
-        </w:r>
-        <w:r>
-          <w:rPr>
-            <w:noProof/>
-            <w:webHidden/>
-          </w:rPr>
-        </w:r>
-        <w:r>
-          <w:rPr>
-            <w:noProof/>
-            <w:webHidden/>
-          </w:rPr>
-          <w:fldChar w:fldCharType="separate"/>
-        </w:r>
-        <w:r>
-          <w:rPr>
-            <w:noProof/>
-            <w:webHidden/>
-          </w:rPr>
-          <w:t>2</w:t>
-        </w:r>
-        <w:r>
-          <w:rPr>
-            <w:noProof/>
-            <w:webHidden/>
-          </w:rPr>
-          <w:fldChar w:fldCharType="end"/>
-        </w:r>
-      </w:hyperlink>
-    </w:p>
-    <w:p>
-      <w:pPr>
-        <w:pStyle w:val="TOC3"/>
-        <w:tabs>
-          <w:tab w:val="right" w:leader="dot" w:pos="9016"/>
-        </w:tabs>
-        <w:rPr>
-          <w:noProof/>
-          <w:kern w:val="2"/>
-          <w:lang w:val="en-NZ" w:eastAsia="en-NZ"/>
-          <w14:ligatures w14:val="standardContextual"/>
-        </w:rPr>
-      </w:pPr>
-      <w:hyperlink w:anchor="_Toc219268177" w:history="1">
-        <w:r>
-          <w:rPr>
-            <w:rStyle w:val="Hyperlink"/>
-            <w:noProof/>
-            <w:lang w:val="en-NZ"/>
-          </w:rPr>
-          <w:t>Heading 1.1.1</w:t>
-        </w:r>
-        <w:r>
-          <w:rPr>
-            <w:noProof/>
-            <w:webHidden/>
-          </w:rPr>
-          <w:tab/>
-        </w:r>
-        <w:r>
-          <w:rPr>
-            <w:noProof/>
-            <w:webHidden/>
-          </w:rPr>
-          <w:fldChar w:fldCharType="begin"/>
-        </w:r>
-        <w:r>
-          <w:rPr>
-            <w:noProof/>
-            <w:webHidden/>
-          </w:rPr>
-          <w:instrText xml:space="preserve"> PAGEREF _Toc219268177 \h </w:instrText>
-        </w:r>
-        <w:r>
-          <w:rPr>
-            <w:noProof/>
-            <w:webHidden/>
-          </w:rPr>
-        </w:r>
-        <w:r>
-          <w:rPr>
-            <w:noProof/>
-            <w:webHidden/>
-          </w:rPr>
-          <w:fldChar w:fldCharType="separate"/>
-        </w:r>
-        <w:r>
-          <w:rPr>
-            <w:noProof/>
-            <w:webHidden/>
-          </w:rPr>
-          <w:t>2</w:t>
         </w:r>
         <w:r>
           <w:rPr>
@@ -291,14 +147,14 @@
           <w14:ligatures w14:val="standardContextual"/>
         </w:rPr>
       </w:pPr>
-      <w:hyperlink w:anchor="_Toc219268178" w:history="1">
+      <w:hyperlink w:anchor="_Toc233545419" w:history="1">
         <w:r>
           <w:rPr>
             <w:rStyle w:val="Hyperlink"/>
             <w:noProof/>
             <w:lang w:val="en-NZ"/>
           </w:rPr>
-          <w:t>Executive summary</w:t>
+          <w:t>Syntax</w:t>
         </w:r>
         <w:r>
           <w:rPr>
@@ -319,7 +175,7 @@
             <w:noProof/>
             <w:webHidden/>
           </w:rPr>
-          <w:instrText xml:space="preserve"> PAGEREF _Toc219268178 \h </w:instrText>
+          <w:instrText xml:space="preserve"> PAGEREF _Toc233545419 \h </w:instrText>
         </w:r>
         <w:r>
           <w:rPr>
@@ -339,7 +195,7 @@
             <w:noProof/>
             <w:webHidden/>
           </w:rPr>
-          <w:t>3</w:t>
+          <w:t>1</w:t>
         </w:r>
         <w:r>
           <w:rPr>
@@ -363,14 +219,14 @@
           <w14:ligatures w14:val="standardContextual"/>
         </w:rPr>
       </w:pPr>
-      <w:hyperlink w:anchor="_Toc219268179" w:history="1">
+      <w:hyperlink w:anchor="_Toc233545420" w:history="1">
         <w:r>
           <w:rPr>
             <w:rStyle w:val="Hyperlink"/>
             <w:noProof/>
             <w:lang w:val="en-NZ"/>
           </w:rPr>
-          <w:t>Communication templates</w:t>
+          <w:t>Teacher view</w:t>
         </w:r>
         <w:r>
           <w:rPr>
@@ -391,7 +247,7 @@
             <w:noProof/>
             <w:webHidden/>
           </w:rPr>
-          <w:instrText xml:space="preserve"> PAGEREF _Toc219268179 \h </w:instrText>
+          <w:instrText xml:space="preserve"> PAGEREF _Toc233545420 \h </w:instrText>
         </w:r>
         <w:r>
           <w:rPr>
@@ -411,7 +267,7 @@
             <w:noProof/>
             <w:webHidden/>
           </w:rPr>
-          <w:t>3</w:t>
+          <w:t>2</w:t>
         </w:r>
         <w:r>
           <w:rPr>
@@ -424,7 +280,7 @@
     </w:p>
     <w:p>
       <w:pPr>
-        <w:pStyle w:val="TOC2"/>
+        <w:pStyle w:val="TOC1"/>
         <w:tabs>
           <w:tab w:val="right" w:leader="dot" w:pos="9016"/>
         </w:tabs>
@@ -435,14 +291,14 @@
           <w14:ligatures w14:val="standardContextual"/>
         </w:rPr>
       </w:pPr>
-      <w:hyperlink w:anchor="_Toc219268180" w:history="1">
+      <w:hyperlink w:anchor="_Toc233545421" w:history="1">
         <w:r>
           <w:rPr>
             <w:rStyle w:val="Hyperlink"/>
             <w:noProof/>
             <w:lang w:val="en-NZ"/>
           </w:rPr>
-          <w:t>Communication Template (non-table form)</w:t>
+          <w:t>Student view</w:t>
         </w:r>
         <w:r>
           <w:rPr>
@@ -463,7 +319,7 @@
             <w:noProof/>
             <w:webHidden/>
           </w:rPr>
-          <w:instrText xml:space="preserve"> PAGEREF _Toc219268180 \h </w:instrText>
+          <w:instrText xml:space="preserve"> PAGEREF _Toc233545421 \h </w:instrText>
         </w:r>
         <w:r>
           <w:rPr>
@@ -496,7 +352,7 @@
     </w:p>
     <w:p>
       <w:pPr>
-        <w:pStyle w:val="TOC3"/>
+        <w:pStyle w:val="TOC1"/>
         <w:tabs>
           <w:tab w:val="right" w:leader="dot" w:pos="9016"/>
         </w:tabs>
@@ -507,14 +363,14 @@
           <w14:ligatures w14:val="standardContextual"/>
         </w:rPr>
       </w:pPr>
-      <w:hyperlink w:anchor="_Toc219268181" w:history="1">
+      <w:hyperlink w:anchor="_Toc233545422" w:history="1">
         <w:r>
           <w:rPr>
             <w:rStyle w:val="Hyperlink"/>
             <w:noProof/>
             <w:lang w:val="en-NZ"/>
           </w:rPr>
-          <w:t>Context</w:t>
+          <w:t>Multiple polls</w:t>
         </w:r>
         <w:r>
           <w:rPr>
@@ -535,7 +391,7 @@
             <w:noProof/>
             <w:webHidden/>
           </w:rPr>
-          <w:instrText xml:space="preserve"> PAGEREF _Toc219268181 \h </w:instrText>
+          <w:instrText xml:space="preserve"> PAGEREF _Toc233545422 \h </w:instrText>
         </w:r>
         <w:r>
           <w:rPr>
@@ -555,7 +411,7 @@
             <w:noProof/>
             <w:webHidden/>
           </w:rPr>
-          <w:t>3</w:t>
+          <w:t>4</w:t>
         </w:r>
         <w:r>
           <w:rPr>
@@ -568,7 +424,7 @@
     </w:p>
     <w:p>
       <w:pPr>
-        <w:pStyle w:val="TOC3"/>
+        <w:pStyle w:val="TOC1"/>
         <w:tabs>
           <w:tab w:val="right" w:leader="dot" w:pos="9016"/>
         </w:tabs>
@@ -579,14 +435,14 @@
           <w14:ligatures w14:val="standardContextual"/>
         </w:rPr>
       </w:pPr>
-      <w:hyperlink w:anchor="_Toc219268182" w:history="1">
+      <w:hyperlink w:anchor="_Toc233545423" w:history="1">
         <w:r>
           <w:rPr>
             <w:rStyle w:val="Hyperlink"/>
             <w:noProof/>
             <w:lang w:val="en-NZ"/>
           </w:rPr>
-          <w:t>Content</w:t>
+          <w:t>Compatible with C4L components</w:t>
         </w:r>
         <w:r>
           <w:rPr>
@@ -607,7 +463,7 @@
             <w:noProof/>
             <w:webHidden/>
           </w:rPr>
-          <w:instrText xml:space="preserve"> PAGEREF _Toc219268182 \h </w:instrText>
+          <w:instrText xml:space="preserve"> PAGEREF _Toc233545423 \h </w:instrText>
         </w:r>
         <w:r>
           <w:rPr>
@@ -627,7 +483,7 @@
             <w:noProof/>
             <w:webHidden/>
           </w:rPr>
-          <w:t>3</w:t>
+          <w:t>6</w:t>
         </w:r>
         <w:r>
           <w:rPr>
@@ -640,6 +496,150 @@
     </w:p>
     <w:p>
       <w:pPr>
+        <w:pStyle w:val="TOC1"/>
+        <w:tabs>
+          <w:tab w:val="right" w:leader="dot" w:pos="9016"/>
+        </w:tabs>
+        <w:rPr>
+          <w:noProof/>
+          <w:kern w:val="2"/>
+          <w:lang w:val="en-NZ" w:eastAsia="en-NZ"/>
+          <w14:ligatures w14:val="standardContextual"/>
+        </w:rPr>
+      </w:pPr>
+      <w:hyperlink w:anchor="_Toc233545424" w:history="1">
+        <w:r>
+          <w:rPr>
+            <w:rStyle w:val="Hyperlink"/>
+            <w:noProof/>
+            <w:lang w:val="en-NZ"/>
+          </w:rPr>
+          <w:t>Editor view</w:t>
+        </w:r>
+        <w:r>
+          <w:rPr>
+            <w:noProof/>
+            <w:webHidden/>
+          </w:rPr>
+          <w:tab/>
+        </w:r>
+        <w:r>
+          <w:rPr>
+            <w:noProof/>
+            <w:webHidden/>
+          </w:rPr>
+          <w:fldChar w:fldCharType="begin"/>
+        </w:r>
+        <w:r>
+          <w:rPr>
+            <w:noProof/>
+            <w:webHidden/>
+          </w:rPr>
+          <w:instrText xml:space="preserve"> PAGEREF _Toc233545424 \h </w:instrText>
+        </w:r>
+        <w:r>
+          <w:rPr>
+            <w:noProof/>
+            <w:webHidden/>
+          </w:rPr>
+        </w:r>
+        <w:r>
+          <w:rPr>
+            <w:noProof/>
+            <w:webHidden/>
+          </w:rPr>
+          <w:fldChar w:fldCharType="separate"/>
+        </w:r>
+        <w:r>
+          <w:rPr>
+            <w:noProof/>
+            <w:webHidden/>
+          </w:rPr>
+          <w:t>7</w:t>
+        </w:r>
+        <w:r>
+          <w:rPr>
+            <w:noProof/>
+            <w:webHidden/>
+          </w:rPr>
+          <w:fldChar w:fldCharType="end"/>
+        </w:r>
+      </w:hyperlink>
+    </w:p>
+    <w:p>
+      <w:pPr>
+        <w:pStyle w:val="TOC1"/>
+        <w:tabs>
+          <w:tab w:val="right" w:leader="dot" w:pos="9016"/>
+        </w:tabs>
+        <w:rPr>
+          <w:noProof/>
+          <w:kern w:val="2"/>
+          <w:lang w:val="en-NZ" w:eastAsia="en-NZ"/>
+          <w14:ligatures w14:val="standardContextual"/>
+        </w:rPr>
+      </w:pPr>
+      <w:hyperlink w:anchor="_Toc233545425" w:history="1">
+        <w:r>
+          <w:rPr>
+            <w:rStyle w:val="Hyperlink"/>
+            <w:noProof/>
+            <w:lang w:val="en-NZ"/>
+          </w:rPr>
+          <w:t>Limitations</w:t>
+        </w:r>
+        <w:r>
+          <w:rPr>
+            <w:noProof/>
+            <w:webHidden/>
+          </w:rPr>
+          <w:tab/>
+        </w:r>
+        <w:r>
+          <w:rPr>
+            <w:noProof/>
+            <w:webHidden/>
+          </w:rPr>
+          <w:fldChar w:fldCharType="begin"/>
+        </w:r>
+        <w:r>
+          <w:rPr>
+            <w:noProof/>
+            <w:webHidden/>
+          </w:rPr>
+          <w:instrText xml:space="preserve"> PAGEREF _Toc233545425 \h </w:instrText>
+        </w:r>
+        <w:r>
+          <w:rPr>
+            <w:noProof/>
+            <w:webHidden/>
+          </w:rPr>
+        </w:r>
+        <w:r>
+          <w:rPr>
+            <w:noProof/>
+            <w:webHidden/>
+          </w:rPr>
+          <w:fldChar w:fldCharType="separate"/>
+        </w:r>
+        <w:r>
+          <w:rPr>
+            <w:noProof/>
+            <w:webHidden/>
+          </w:rPr>
+          <w:t>7</w:t>
+        </w:r>
+        <w:r>
+          <w:rPr>
+            <w:noProof/>
+            <w:webHidden/>
+          </w:rPr>
+          <w:fldChar w:fldCharType="end"/>
+        </w:r>
+      </w:hyperlink>
+    </w:p>
+    <w:p>
+      <w:pPr>
         <w:rPr>
           <w:lang w:val="en-NZ"/>
         </w:rPr>
@@ -658,12 +658,12 @@
           <w:lang w:val="en-NZ"/>
         </w:rPr>
       </w:pPr>
-      <w:bookmarkStart w:id="0" w:name="_Toc219268175"/>
-      <w:r>
-        <w:rPr>
-          <w:lang w:val="en-NZ"/>
-        </w:rPr>
-        <w:t>Heading 1</w:t>
+      <w:bookmarkStart w:id="0" w:name="_Toc233545418"/>
+      <w:r>
+        <w:rPr>
+          <w:lang w:val="en-NZ"/>
+        </w:rPr>
+        <w:t>Overview</w:t>
       </w:r>
       <w:bookmarkEnd w:id="0"/>
     </w:p>
@@ -677,278 +677,442 @@
         <w:rPr>
           <w:lang w:val="en-NZ"/>
         </w:rPr>
-        <w:t>TBA</w:t>
-      </w:r>
-    </w:p>
-    <w:tbl>
-      <w:tblPr>
-        <w:tblStyle w:val="Instructions"/>
-        <w:tblW w:w="0" w:type="auto"/>
-        <w:tblBorders>
-          <w:top w:val="single" w:sz="8" w:space="0" w:color="FFC000"/>
-          <w:left w:val="single" w:sz="8" w:space="0" w:color="FFC000"/>
-          <w:bottom w:val="single" w:sz="8" w:space="0" w:color="FFC000"/>
-          <w:right w:val="single" w:sz="8" w:space="0" w:color="FFC000"/>
-          <w:insideH w:val="single" w:sz="8" w:space="0" w:color="FFC000"/>
-          <w:insideV w:val="single" w:sz="8" w:space="0" w:color="FFC000"/>
-        </w:tblBorders>
-        <w:shd w:val="clear" w:color="auto" w:fill="FFF2CC"/>
-        <w:tblLook w:val="04A0" w:firstRow="1" w:lastRow="0" w:firstColumn="1" w:lastColumn="0" w:noHBand="0" w:noVBand="1"/>
-      </w:tblPr>
-      <w:tblGrid>
-        <w:gridCol w:w="9006"/>
-      </w:tblGrid>
-      <w:tr>
-        <w:tc>
-          <w:tcPr>
-            <w:tcW w:w="9016" w:type="dxa"/>
-            <w:shd w:val="clear" w:color="auto" w:fill="FFF2CC"/>
-          </w:tcPr>
-          <w:p>
-            <w:pPr>
-              <w:rPr>
-                <w:lang w:val="en-NZ"/>
-              </w:rPr>
-            </w:pPr>
-            <w:r>
-              <w:rPr>
-                <w:b/>
-                <w:bCs/>
-                <w:lang w:val="en-NZ"/>
-              </w:rPr>
-              <w:t>Note:</w:t>
-            </w:r>
-            <w:r>
-              <w:rPr>
-                <w:lang w:val="en-NZ"/>
-              </w:rPr>
-              <w:t xml:space="preserve"> Lorem ipsum </w:t>
-            </w:r>
-            <w:proofErr w:type="spellStart"/>
-            <w:r>
-              <w:rPr>
-                <w:lang w:val="en-NZ"/>
-              </w:rPr>
-              <w:t>dolor</w:t>
-            </w:r>
-            <w:proofErr w:type="spellEnd"/>
-            <w:r>
-              <w:rPr>
-                <w:lang w:val="en-NZ"/>
-              </w:rPr>
-              <w:t xml:space="preserve"> sit </w:t>
-            </w:r>
-            <w:proofErr w:type="spellStart"/>
-            <w:r>
-              <w:rPr>
-                <w:lang w:val="en-NZ"/>
-              </w:rPr>
-              <w:t>amet</w:t>
-            </w:r>
-            <w:proofErr w:type="spellEnd"/>
-            <w:r>
-              <w:rPr>
-                <w:lang w:val="en-NZ"/>
-              </w:rPr>
-              <w:t xml:space="preserve">, </w:t>
-            </w:r>
-            <w:proofErr w:type="spellStart"/>
-            <w:r>
-              <w:rPr>
-                <w:lang w:val="en-NZ"/>
-              </w:rPr>
-              <w:t>consectetur</w:t>
-            </w:r>
-            <w:proofErr w:type="spellEnd"/>
-            <w:r>
-              <w:rPr>
-                <w:lang w:val="en-NZ"/>
-              </w:rPr>
-              <w:t xml:space="preserve"> </w:t>
-            </w:r>
-            <w:proofErr w:type="spellStart"/>
-            <w:r>
-              <w:rPr>
-                <w:lang w:val="en-NZ"/>
-              </w:rPr>
-              <w:t>adipiscing</w:t>
-            </w:r>
-            <w:proofErr w:type="spellEnd"/>
-            <w:r>
-              <w:rPr>
-                <w:lang w:val="en-NZ"/>
-              </w:rPr>
-              <w:t xml:space="preserve"> </w:t>
-            </w:r>
-            <w:proofErr w:type="spellStart"/>
-            <w:r>
-              <w:rPr>
-                <w:lang w:val="en-NZ"/>
-              </w:rPr>
-              <w:t>elit</w:t>
-            </w:r>
-            <w:proofErr w:type="spellEnd"/>
-            <w:r>
-              <w:rPr>
-                <w:lang w:val="en-NZ"/>
-              </w:rPr>
-              <w:t xml:space="preserve">. Donec </w:t>
-            </w:r>
-            <w:proofErr w:type="spellStart"/>
-            <w:r>
-              <w:rPr>
-                <w:lang w:val="en-NZ"/>
-              </w:rPr>
-              <w:t>interdum</w:t>
-            </w:r>
-            <w:proofErr w:type="spellEnd"/>
-            <w:r>
-              <w:rPr>
-                <w:lang w:val="en-NZ"/>
-              </w:rPr>
-              <w:t xml:space="preserve"> </w:t>
-            </w:r>
-            <w:proofErr w:type="spellStart"/>
-            <w:r>
-              <w:rPr>
-                <w:lang w:val="en-NZ"/>
-              </w:rPr>
-              <w:t>vehicula</w:t>
-            </w:r>
-            <w:proofErr w:type="spellEnd"/>
-            <w:r>
-              <w:rPr>
-                <w:lang w:val="en-NZ"/>
-              </w:rPr>
-              <w:t xml:space="preserve"> </w:t>
-            </w:r>
-            <w:proofErr w:type="spellStart"/>
-            <w:r>
-              <w:rPr>
-                <w:lang w:val="en-NZ"/>
-              </w:rPr>
-              <w:t>nulla</w:t>
-            </w:r>
-            <w:proofErr w:type="spellEnd"/>
-            <w:r>
-              <w:rPr>
-                <w:lang w:val="en-NZ"/>
-              </w:rPr>
-              <w:t xml:space="preserve">, </w:t>
-            </w:r>
-            <w:proofErr w:type="spellStart"/>
-            <w:r>
-              <w:rPr>
-                <w:lang w:val="en-NZ"/>
-              </w:rPr>
-              <w:t>eu</w:t>
-            </w:r>
-            <w:proofErr w:type="spellEnd"/>
-            <w:r>
-              <w:rPr>
-                <w:lang w:val="en-NZ"/>
-              </w:rPr>
-              <w:t xml:space="preserve"> </w:t>
-            </w:r>
-            <w:proofErr w:type="spellStart"/>
-            <w:r>
-              <w:rPr>
-                <w:lang w:val="en-NZ"/>
-              </w:rPr>
-              <w:t>rhoncus</w:t>
-            </w:r>
-            <w:proofErr w:type="spellEnd"/>
-            <w:r>
-              <w:rPr>
-                <w:lang w:val="en-NZ"/>
-              </w:rPr>
-              <w:t xml:space="preserve"> </w:t>
-            </w:r>
-            <w:proofErr w:type="spellStart"/>
-            <w:r>
-              <w:rPr>
-                <w:lang w:val="en-NZ"/>
-              </w:rPr>
-              <w:t>velit</w:t>
-            </w:r>
-            <w:proofErr w:type="spellEnd"/>
-            <w:r>
-              <w:rPr>
-                <w:lang w:val="en-NZ"/>
-              </w:rPr>
-              <w:t xml:space="preserve"> </w:t>
-            </w:r>
-            <w:proofErr w:type="spellStart"/>
-            <w:r>
-              <w:rPr>
-                <w:lang w:val="en-NZ"/>
-              </w:rPr>
-              <w:t>consectetur</w:t>
-            </w:r>
-            <w:proofErr w:type="spellEnd"/>
-            <w:r>
-              <w:rPr>
-                <w:lang w:val="en-NZ"/>
-              </w:rPr>
-              <w:t xml:space="preserve"> a.</w:t>
-            </w:r>
-          </w:p>
-        </w:tc>
-      </w:tr>
-    </w:tbl>
-    <w:p>
-      <w:pPr>
-        <w:rPr>
-          <w:lang w:val="en-NZ"/>
-        </w:rPr>
-      </w:pPr>
-    </w:p>
-    <w:p>
-      <w:pPr>
-        <w:rPr>
-          <w:lang w:val="en-NZ"/>
-        </w:rPr>
-      </w:pPr>
-    </w:p>
-    <w:p>
-      <w:pPr>
-        <w:rPr>
-          <w:lang w:val="en-NZ"/>
-        </w:rPr>
-      </w:pPr>
-      <w:hyperlink r:id="rId6" w:history="1">
-        <w:r>
-          <w:rPr>
-            <w:rStyle w:val="Hyperlink"/>
-            <w:lang w:val="en-NZ"/>
-          </w:rPr>
-          <w:t>http://localhost:8078/mod/book/view.php?id=3&amp;chapterid=1</w:t>
-        </w:r>
-      </w:hyperlink>
-    </w:p>
-    <w:p>
-      <w:pPr>
-        <w:rPr>
-          <w:lang w:val="en-NZ"/>
-        </w:rPr>
-      </w:pPr>
-    </w:p>
-    <w:p>
-      <w:pPr>
-        <w:rPr>
-          <w:lang w:val="en-NZ"/>
-        </w:rPr>
-      </w:pPr>
-      <w:r>
-        <w:rPr>
-          <w:noProof/>
-        </w:rPr>
+        <w:t>The “Embed poll” feature enables a basic</w:t>
+      </w:r>
+      <w:r>
+        <w:rPr>
+          <w:lang w:val="en-NZ"/>
+        </w:rPr>
+        <w:t xml:space="preserve">, lightweight </w:t>
+      </w:r>
+      <w:r>
+        <w:rPr>
+          <w:lang w:val="en-NZ"/>
+        </w:rPr>
+        <w:t>poll to be embedded into a book chapter or label</w:t>
+      </w:r>
+      <w:r>
+        <w:rPr>
+          <w:lang w:val="en-NZ"/>
+        </w:rPr>
+        <w:t xml:space="preserve"> using </w:t>
+      </w:r>
+      <w:r>
+        <w:rPr>
+          <w:lang w:val="en-NZ"/>
+        </w:rPr>
+        <w:t xml:space="preserve">a simple </w:t>
+      </w:r>
+      <w:r>
+        <w:rPr>
+          <w:lang w:val="en-NZ"/>
+        </w:rPr>
+        <w:t>“filter codes” syntax.</w:t>
+      </w:r>
+    </w:p>
+    <w:p>
+      <w:pPr>
+        <w:rPr>
+          <w:lang w:val="en-NZ"/>
+        </w:rPr>
+      </w:pPr>
+      <w:r>
+        <w:rPr>
+          <w:lang w:val="en-NZ"/>
+        </w:rPr>
+        <w:t xml:space="preserve">This </w:t>
+      </w:r>
+      <w:r>
+        <w:rPr>
+          <w:lang w:val="en-NZ"/>
+        </w:rPr>
+        <w:t xml:space="preserve">feature provides </w:t>
+      </w:r>
+      <w:r>
+        <w:rPr>
+          <w:lang w:val="en-NZ"/>
+        </w:rPr>
+        <w:t>only the bare poll user interface</w:t>
+      </w:r>
+      <w:r>
+        <w:rPr>
+          <w:lang w:val="en-NZ"/>
+        </w:rPr>
+        <w:t>. The question, prompt, or description of the poll</w:t>
+      </w:r>
+      <w:r>
+        <w:rPr>
+          <w:lang w:val="en-NZ"/>
+        </w:rPr>
+        <w:t xml:space="preserve"> is </w:t>
+      </w:r>
+      <w:r>
+        <w:rPr>
+          <w:lang w:val="en-NZ"/>
+        </w:rPr>
+        <w:t>added outside or around the poll.</w:t>
+      </w:r>
+    </w:p>
+    <w:p>
+      <w:pPr>
+        <w:rPr>
+          <w:lang w:val="en-NZ"/>
+        </w:rPr>
+      </w:pPr>
+      <w:r>
+        <w:rPr>
+          <w:lang w:val="en-NZ"/>
+        </w:rPr>
+        <w:t>The poll's own appearance is fixed and can't be changed. However, you can place a poll inside a C4L component to make the poll and its accompanying text stand out visually</w:t>
+      </w:r>
+      <w:r>
+        <w:rPr>
+          <w:lang w:val="en-NZ"/>
+        </w:rPr>
+        <w:t>.</w:t>
+      </w:r>
+    </w:p>
+    <w:p>
+      <w:pPr>
+        <w:rPr>
+          <w:lang w:val="en-NZ"/>
+        </w:rPr>
+      </w:pPr>
+      <w:r>
+        <w:rPr>
+          <w:lang w:val="en-NZ"/>
+        </w:rPr>
+        <w:t>Polls “rollover”</w:t>
+      </w:r>
+      <w:r>
+        <w:rPr>
+          <w:lang w:val="en-NZ"/>
+        </w:rPr>
+        <w:t xml:space="preserve">. They </w:t>
+      </w:r>
+      <w:r>
+        <w:rPr>
+          <w:lang w:val="en-NZ"/>
+        </w:rPr>
+        <w:t xml:space="preserve">automatically </w:t>
+      </w:r>
+      <w:r>
+        <w:rPr>
+          <w:lang w:val="en-NZ"/>
+        </w:rPr>
+        <w:t>reset</w:t>
+      </w:r>
+      <w:r>
+        <w:rPr>
+          <w:lang w:val="en-NZ"/>
+        </w:rPr>
+        <w:t xml:space="preserve"> </w:t>
+      </w:r>
+      <w:r>
+        <w:rPr>
+          <w:lang w:val="en-NZ"/>
+        </w:rPr>
+        <w:t xml:space="preserve">and do not </w:t>
+      </w:r>
+      <w:r>
+        <w:rPr>
+          <w:lang w:val="en-NZ"/>
+        </w:rPr>
+        <w:t>require any teacher action before use</w:t>
+      </w:r>
+      <w:r>
+        <w:rPr>
+          <w:lang w:val="en-NZ"/>
+        </w:rPr>
+        <w:t>.</w:t>
+      </w:r>
+    </w:p>
+    <w:p>
+      <w:pPr>
+        <w:rPr>
+          <w:lang w:val="en-NZ"/>
+        </w:rPr>
+      </w:pPr>
+      <w:r>
+        <w:rPr>
+          <w:lang w:val="en-NZ"/>
+        </w:rPr>
+        <w:t xml:space="preserve">Students must respond to the poll before they can see the </w:t>
+      </w:r>
+      <w:r>
+        <w:rPr>
+          <w:lang w:val="en-NZ"/>
+        </w:rPr>
+        <w:t>results. This behaviour is fixed.</w:t>
+      </w:r>
+    </w:p>
+    <w:p>
+      <w:pPr>
+        <w:pStyle w:val="Heading1"/>
+        <w:rPr>
+          <w:lang w:val="en-NZ"/>
+        </w:rPr>
+      </w:pPr>
+      <w:bookmarkStart w:id="1" w:name="_Toc233545419"/>
+      <w:r>
+        <w:rPr>
+          <w:lang w:val="en-NZ"/>
+        </w:rPr>
+        <w:t>Syntax</w:t>
+      </w:r>
+      <w:bookmarkEnd w:id="1"/>
+    </w:p>
+    <w:p>
+      <w:bookmarkStart w:id="2" w:name="_Toc233545420"/>
+      <w:r>
+        <w:t>{poll:"Option 1","Option 2","Option 3"}</w:t>
+      </w:r>
+    </w:p>
+    <w:p>
+      <w:pPr>
+        <w:pStyle w:val="Heading2"/>
+      </w:pPr>
+      <w:r>
+        <w:t>Rules</w:t>
+      </w:r>
+    </w:p>
+    <w:p>
+      <w:pPr>
+        <w:numPr>
+          <w:ilvl w:val="0"/>
+          <w:numId w:val="3"/>
+        </w:numPr>
+      </w:pPr>
+      <w:r>
+        <w:t>Start the tag with {poll: and close it with }.</w:t>
+      </w:r>
+    </w:p>
+    <w:p>
+      <w:pPr>
+        <w:numPr>
+          <w:ilvl w:val="0"/>
+          <w:numId w:val="3"/>
+        </w:numPr>
+      </w:pPr>
+      <w:r>
+        <w:t>Each option must be wrapped in double quotes: "like this".</w:t>
+      </w:r>
+    </w:p>
+    <w:p>
+      <w:pPr>
+        <w:numPr>
+          <w:ilvl w:val="0"/>
+          <w:numId w:val="3"/>
+        </w:numPr>
+      </w:pPr>
+      <w:r>
         <w:lastRenderedPageBreak/>
+        <w:t>Separate options with a comma: ,.</w:t>
+      </w:r>
+    </w:p>
+    <w:p>
+      <w:pPr>
+        <w:numPr>
+          <w:ilvl w:val="0"/>
+          <w:numId w:val="3"/>
+        </w:numPr>
+      </w:pPr>
+      <w:r>
+        <w:t xml:space="preserve">You can include </w:t>
+      </w:r>
+      <w:r>
+        <w:rPr>
+          <w:b/>
+          <w:bCs/>
+        </w:rPr>
+        <w:t>two or more</w:t>
+      </w:r>
+      <w:r>
+        <w:t xml:space="preserve"> options. There is no fixed maximum</w:t>
+      </w:r>
+      <w:r>
+        <w:t xml:space="preserve">. </w:t>
+      </w:r>
+      <w:r>
+        <w:t>Less than 7 is advised</w:t>
+      </w:r>
+      <w:r>
+        <w:t>.</w:t>
+      </w:r>
+    </w:p>
+    <w:p>
+      <w:pPr>
+        <w:numPr>
+          <w:ilvl w:val="0"/>
+          <w:numId w:val="3"/>
+        </w:numPr>
+      </w:pPr>
+      <w:r>
+        <w:t>Options appear in the order you write them.</w:t>
+      </w:r>
+    </w:p>
+    <w:p>
+      <w:pPr>
+        <w:pStyle w:val="Heading2"/>
+      </w:pPr>
+      <w:r>
+        <w:t>Examples</w:t>
+      </w:r>
+    </w:p>
+    <w:p>
+      <w:r>
+        <w:t>A simple yes/no poll:</w:t>
+      </w:r>
+    </w:p>
+    <w:p>
+      <w:r>
+        <w:t>{poll:"Yes","No"}</w:t>
+      </w:r>
+    </w:p>
+    <w:p>
+      <w:r>
+        <w:t>A rating scale:</w:t>
+      </w:r>
+    </w:p>
+    <w:p>
+      <w:r>
+        <w:t>{poll:"Poor","Fair","Good","Very Good","Excellent"}</w:t>
+      </w:r>
+    </w:p>
+    <w:p>
+      <w:r>
+        <w:t>A poll using emoji:</w:t>
+      </w:r>
+    </w:p>
+    <w:p>
+      <w:r>
+        <w:t>{poll:"</w:t>
+      </w:r>
+      <w:r>
+        <w:rPr>
+          <w:rFonts w:ascii="Segoe UI Emoji" w:hAnsi="Segoe UI Emoji" w:cs="Segoe UI Emoji"/>
+        </w:rPr>
+        <w:t>😍</w:t>
+      </w:r>
+      <w:r>
+        <w:t>","</w:t>
+      </w:r>
+      <w:r>
+        <w:rPr>
+          <w:rFonts w:ascii="Segoe UI Emoji" w:hAnsi="Segoe UI Emoji" w:cs="Segoe UI Emoji"/>
+        </w:rPr>
+        <w:t>🙂</w:t>
+      </w:r>
+      <w:r>
+        <w:t>","</w:t>
+      </w:r>
+      <w:r>
+        <w:rPr>
+          <w:rFonts w:ascii="Segoe UI Emoji" w:hAnsi="Segoe UI Emoji" w:cs="Segoe UI Emoji"/>
+        </w:rPr>
+        <w:t>😐</w:t>
+      </w:r>
+      <w:r>
+        <w:t>","</w:t>
+      </w:r>
+      <w:r>
+        <w:rPr>
+          <w:rFonts w:ascii="Segoe UI Emoji" w:hAnsi="Segoe UI Emoji" w:cs="Segoe UI Emoji"/>
+        </w:rPr>
+        <w:t>🙁</w:t>
+      </w:r>
+      <w:r>
+        <w:t>","</w:t>
+      </w:r>
+      <w:r>
+        <w:rPr>
+          <w:rFonts w:ascii="Segoe UI Emoji" w:hAnsi="Segoe UI Emoji" w:cs="Segoe UI Emoji"/>
+        </w:rPr>
+        <w:t>😠</w:t>
+      </w:r>
+      <w:r>
+        <w:t>"}</w:t>
+      </w:r>
+    </w:p>
+    <w:p>
+      <w:pPr>
+        <w:pStyle w:val="Heading2"/>
+      </w:pPr>
+      <w:r>
+        <w:t>Tips</w:t>
+      </w:r>
+    </w:p>
+    <w:p>
+      <w:pPr>
+        <w:numPr>
+          <w:ilvl w:val="0"/>
+          <w:numId w:val="4"/>
+        </w:numPr>
+      </w:pPr>
+      <w:r>
+        <w:t>Keep option labels short so they're easy to read.</w:t>
+      </w:r>
+    </w:p>
+    <w:p>
+      <w:pPr>
+        <w:numPr>
+          <w:ilvl w:val="0"/>
+          <w:numId w:val="4"/>
+        </w:numPr>
+      </w:pPr>
+      <w:r>
+        <w:t>Put the options in a logical order (e.g. lowest to highest).</w:t>
+      </w:r>
+    </w:p>
+    <w:p>
+      <w:pPr>
+        <w:numPr>
+          <w:ilvl w:val="0"/>
+          <w:numId w:val="4"/>
+        </w:numPr>
+      </w:pPr>
+      <w:r>
+        <w:t xml:space="preserve">Avoid duplicate options </w:t>
+      </w:r>
+      <w:r>
+        <w:t>-</w:t>
+      </w:r>
+      <w:r>
+        <w:t xml:space="preserve"> each choice should be distinct.</w:t>
+      </w:r>
+    </w:p>
+    <w:p>
+      <w:pPr>
+        <w:pStyle w:val="Heading1"/>
+        <w:rPr>
+          <w:lang w:val="en-NZ"/>
+        </w:rPr>
+      </w:pPr>
+      <w:r>
+        <w:rPr>
+          <w:lang w:val="en-NZ"/>
+        </w:rPr>
+        <w:lastRenderedPageBreak/>
+        <w:t>Teacher view</w:t>
+      </w:r>
+      <w:bookmarkEnd w:id="2"/>
+    </w:p>
+    <w:p>
+      <w:pPr>
+        <w:jc w:val="center"/>
+        <w:rPr>
+          <w:lang w:val="en-NZ"/>
+        </w:rPr>
+      </w:pPr>
+      <w:r>
+        <w:rPr>
+          <w:lang w:val="en-NZ"/>
+        </w:rPr>
         <w:drawing>
-          <wp:inline distT="0" distB="0" distL="0" distR="0" wp14:anchorId="0527B563" wp14:editId="5F663755">
-            <wp:extent cx="3885565" cy="8863330"/>
-            <wp:effectExtent l="0" t="0" r="635" b="0"/>
-            <wp:docPr id="348598687" name="Picture 1"/>
+          <wp:inline distT="0" distB="0" distL="0" distR="0" wp14:anchorId="02BBBB84" wp14:editId="3AE15AAC">
+            <wp:extent cx="4284000" cy="4150800"/>
+            <wp:effectExtent l="0" t="0" r="2540" b="2540"/>
+            <wp:docPr id="1445963462" name="Picture 1"/>
             <wp:cNvGraphicFramePr>
               <a:graphicFrameLocks xmlns:a="http://schemas.openxmlformats.org/drawingml/2006/main" noChangeAspect="1"/>
             </wp:cNvGraphicFramePr>
@@ -956,7 +1120,91 @@
               <a:graphicData uri="http://schemas.openxmlformats.org/drawingml/2006/picture">
                 <pic:pic xmlns:pic="http://schemas.openxmlformats.org/drawingml/2006/picture">
                   <pic:nvPicPr>
-                    <pic:cNvPr id="348598687" name=""/>
+                    <pic:cNvPr id="1445963462" name=""/>
+                    <pic:cNvPicPr/>
+                  </pic:nvPicPr>
+                  <pic:blipFill>
+                    <a:blip r:embed="rId6"/>
+                    <a:stretch>
+                      <a:fillRect/>
+                    </a:stretch>
+                  </pic:blipFill>
+                  <pic:spPr>
+                    <a:xfrm>
+                      <a:off x="0" y="0"/>
+                      <a:ext cx="4284000" cy="4150800"/>
+                    </a:xfrm>
+                    <a:prstGeom prst="rect">
+                      <a:avLst/>
+                    </a:prstGeom>
+                  </pic:spPr>
+                </pic:pic>
+              </a:graphicData>
+            </a:graphic>
+          </wp:inline>
+        </w:drawing>
+      </w:r>
+    </w:p>
+    <w:p>
+      <w:pPr>
+        <w:rPr>
+          <w:lang w:val="en-NZ"/>
+        </w:rPr>
+      </w:pPr>
+      <w:r>
+        <w:rPr>
+          <w:lang w:val="en-NZ"/>
+        </w:rPr>
+        <w:t>Teachers always see</w:t>
+      </w:r>
+      <w:r>
+        <w:rPr>
+          <w:lang w:val="en-NZ"/>
+        </w:rPr>
+        <w:t xml:space="preserve"> results and, by default, cannot vote.</w:t>
+      </w:r>
+    </w:p>
+    <w:p>
+      <w:pPr>
+        <w:pStyle w:val="Heading1"/>
+        <w:rPr>
+          <w:lang w:val="en-NZ"/>
+        </w:rPr>
+      </w:pPr>
+      <w:bookmarkStart w:id="3" w:name="_Toc233545421"/>
+      <w:r>
+        <w:rPr>
+          <w:lang w:val="en-NZ"/>
+        </w:rPr>
+        <w:lastRenderedPageBreak/>
+        <w:t>Student view</w:t>
+      </w:r>
+      <w:bookmarkEnd w:id="3"/>
+    </w:p>
+    <w:p>
+      <w:pPr>
+        <w:jc w:val="center"/>
+        <w:rPr>
+          <w:lang w:val="en-NZ"/>
+        </w:rPr>
+      </w:pPr>
+      <w:r>
+        <w:rPr>
+          <w:lang w:val="en-NZ"/>
+        </w:rPr>
+        <w:drawing>
+          <wp:inline distT="0" distB="0" distL="0" distR="0" wp14:anchorId="669B4F45" wp14:editId="726059BD">
+            <wp:extent cx="4435200" cy="3855600"/>
+            <wp:effectExtent l="0" t="0" r="3810" b="0"/>
+            <wp:docPr id="887543305" name="Picture 1"/>
+            <wp:cNvGraphicFramePr>
+              <a:graphicFrameLocks xmlns:a="http://schemas.openxmlformats.org/drawingml/2006/main" noChangeAspect="1"/>
+            </wp:cNvGraphicFramePr>
+            <a:graphic xmlns:a="http://schemas.openxmlformats.org/drawingml/2006/main">
+              <a:graphicData uri="http://schemas.openxmlformats.org/drawingml/2006/picture">
+                <pic:pic xmlns:pic="http://schemas.openxmlformats.org/drawingml/2006/picture">
+                  <pic:nvPicPr>
+                    <pic:cNvPr id="887543305" name=""/>
                     <pic:cNvPicPr/>
                   </pic:nvPicPr>
                   <pic:blipFill>
@@ -968,7 +1216,7 @@
                   <pic:spPr>
                     <a:xfrm>
                       <a:off x="0" y="0"/>
-                      <a:ext cx="3885565" cy="8863330"/>
+                      <a:ext cx="4435200" cy="3855600"/>
                     </a:xfrm>
                     <a:prstGeom prst="rect">
                       <a:avLst/>
@@ -980,6 +1228,1409 @@
           </wp:inline>
         </w:drawing>
       </w:r>
+    </w:p>
+    <w:p>
+      <w:pPr>
+        <w:rPr>
+          <w:lang w:val="en-NZ"/>
+        </w:rPr>
+      </w:pPr>
+      <w:r>
+        <w:rPr>
+          <w:lang w:val="en-NZ"/>
+        </w:rPr>
+        <w:t>Students must select an option before seeing the results.</w:t>
+      </w:r>
+    </w:p>
+    <w:p>
+      <w:pPr>
+        <w:jc w:val="center"/>
+        <w:rPr>
+          <w:lang w:val="en-NZ"/>
+        </w:rPr>
+      </w:pPr>
+      <w:r>
+        <w:rPr>
+          <w:lang w:val="en-NZ"/>
+        </w:rPr>
+        <w:drawing>
+          <wp:inline distT="0" distB="0" distL="0" distR="0" wp14:anchorId="34DDE722" wp14:editId="755F9F05">
+            <wp:extent cx="4431600" cy="2505600"/>
+            <wp:effectExtent l="0" t="0" r="7620" b="9525"/>
+            <wp:docPr id="147993804" name="Picture 1"/>
+            <wp:cNvGraphicFramePr>
+              <a:graphicFrameLocks xmlns:a="http://schemas.openxmlformats.org/drawingml/2006/main" noChangeAspect="1"/>
+            </wp:cNvGraphicFramePr>
+            <a:graphic xmlns:a="http://schemas.openxmlformats.org/drawingml/2006/main">
+              <a:graphicData uri="http://schemas.openxmlformats.org/drawingml/2006/picture">
+                <pic:pic xmlns:pic="http://schemas.openxmlformats.org/drawingml/2006/picture">
+                  <pic:nvPicPr>
+                    <pic:cNvPr id="147993804" name=""/>
+                    <pic:cNvPicPr/>
+                  </pic:nvPicPr>
+                  <pic:blipFill>
+                    <a:blip r:embed="rId8"/>
+                    <a:stretch>
+                      <a:fillRect/>
+                    </a:stretch>
+                  </pic:blipFill>
+                  <pic:spPr>
+                    <a:xfrm>
+                      <a:off x="0" y="0"/>
+                      <a:ext cx="4431600" cy="2505600"/>
+                    </a:xfrm>
+                    <a:prstGeom prst="rect">
+                      <a:avLst/>
+                    </a:prstGeom>
+                  </pic:spPr>
+                </pic:pic>
+              </a:graphicData>
+            </a:graphic>
+          </wp:inline>
+        </w:drawing>
+      </w:r>
+    </w:p>
+    <w:p>
+      <w:pPr>
+        <w:keepNext/>
+        <w:rPr>
+          <w:lang w:val="en-NZ"/>
+        </w:rPr>
+      </w:pPr>
+      <w:r>
+        <w:rPr>
+          <w:lang w:val="en-NZ"/>
+        </w:rPr>
+        <w:lastRenderedPageBreak/>
+        <w:t>Students can change their response.</w:t>
+      </w:r>
+    </w:p>
+    <w:p>
+      <w:pPr>
+        <w:jc w:val="center"/>
+        <w:rPr>
+          <w:lang w:val="en-NZ"/>
+        </w:rPr>
+      </w:pPr>
+      <w:r>
+        <w:rPr>
+          <w:lang w:val="en-NZ"/>
+        </w:rPr>
+        <w:drawing>
+          <wp:inline distT="0" distB="0" distL="0" distR="0" wp14:anchorId="32CE4A7F" wp14:editId="70646A4A">
+            <wp:extent cx="4438800" cy="2318400"/>
+            <wp:effectExtent l="0" t="0" r="0" b="5715"/>
+            <wp:docPr id="1656588327" name="Picture 1"/>
+            <wp:cNvGraphicFramePr>
+              <a:graphicFrameLocks xmlns:a="http://schemas.openxmlformats.org/drawingml/2006/main" noChangeAspect="1"/>
+            </wp:cNvGraphicFramePr>
+            <a:graphic xmlns:a="http://schemas.openxmlformats.org/drawingml/2006/main">
+              <a:graphicData uri="http://schemas.openxmlformats.org/drawingml/2006/picture">
+                <pic:pic xmlns:pic="http://schemas.openxmlformats.org/drawingml/2006/picture">
+                  <pic:nvPicPr>
+                    <pic:cNvPr id="1656588327" name=""/>
+                    <pic:cNvPicPr/>
+                  </pic:nvPicPr>
+                  <pic:blipFill>
+                    <a:blip r:embed="rId9"/>
+                    <a:stretch>
+                      <a:fillRect/>
+                    </a:stretch>
+                  </pic:blipFill>
+                  <pic:spPr>
+                    <a:xfrm>
+                      <a:off x="0" y="0"/>
+                      <a:ext cx="4438800" cy="2318400"/>
+                    </a:xfrm>
+                    <a:prstGeom prst="rect">
+                      <a:avLst/>
+                    </a:prstGeom>
+                  </pic:spPr>
+                </pic:pic>
+              </a:graphicData>
+            </a:graphic>
+          </wp:inline>
+        </w:drawing>
+      </w:r>
+    </w:p>
+    <w:p>
+      <w:pPr>
+        <w:pStyle w:val="Heading1"/>
+        <w:rPr>
+          <w:lang w:val="en-NZ"/>
+        </w:rPr>
+      </w:pPr>
+      <w:bookmarkStart w:id="4" w:name="_Toc233545422"/>
+      <w:r>
+        <w:rPr>
+          <w:lang w:val="en-NZ"/>
+        </w:rPr>
+        <w:t>Multiple polls</w:t>
+      </w:r>
+      <w:bookmarkEnd w:id="4"/>
+    </w:p>
+    <w:p>
+      <w:pPr>
+        <w:keepNext/>
+        <w:rPr>
+          <w:lang w:val="en-NZ"/>
+        </w:rPr>
+      </w:pPr>
+      <w:r>
+        <w:rPr>
+          <w:lang w:val="en-NZ"/>
+        </w:rPr>
+        <w:t>There can be multiple polls within a book chapter or label</w:t>
+      </w:r>
+      <w:r>
+        <w:rPr>
+          <w:lang w:val="en-NZ"/>
+        </w:rPr>
+        <w:t>, e.g.:</w:t>
+      </w:r>
+    </w:p>
+    <w:p>
+      <w:pPr>
+        <w:jc w:val="center"/>
+        <w:rPr>
+          <w:lang w:val="en-NZ"/>
+        </w:rPr>
+      </w:pPr>
+      <w:r>
+        <w:rPr>
+          <w:lang w:val="en-NZ"/>
+        </w:rPr>
+        <w:drawing>
+          <wp:inline distT="0" distB="0" distL="0" distR="0" wp14:anchorId="0247493B" wp14:editId="574E933D">
+            <wp:extent cx="4233600" cy="4618800"/>
+            <wp:effectExtent l="0" t="0" r="0" b="0"/>
+            <wp:docPr id="19549881" name="Picture 1"/>
+            <wp:cNvGraphicFramePr>
+              <a:graphicFrameLocks xmlns:a="http://schemas.openxmlformats.org/drawingml/2006/main" noChangeAspect="1"/>
+            </wp:cNvGraphicFramePr>
+            <a:graphic xmlns:a="http://schemas.openxmlformats.org/drawingml/2006/main">
+              <a:graphicData uri="http://schemas.openxmlformats.org/drawingml/2006/picture">
+                <pic:pic xmlns:pic="http://schemas.openxmlformats.org/drawingml/2006/picture">
+                  <pic:nvPicPr>
+                    <pic:cNvPr id="19549881" name=""/>
+                    <pic:cNvPicPr/>
+                  </pic:nvPicPr>
+                  <pic:blipFill>
+                    <a:blip r:embed="rId10"/>
+                    <a:stretch>
+                      <a:fillRect/>
+                    </a:stretch>
+                  </pic:blipFill>
+                  <pic:spPr>
+                    <a:xfrm>
+                      <a:off x="0" y="0"/>
+                      <a:ext cx="4233600" cy="4618800"/>
+                    </a:xfrm>
+                    <a:prstGeom prst="rect">
+                      <a:avLst/>
+                    </a:prstGeom>
+                  </pic:spPr>
+                </pic:pic>
+              </a:graphicData>
+            </a:graphic>
+          </wp:inline>
+        </w:drawing>
+      </w:r>
+    </w:p>
+    <w:p>
+      <w:pPr>
+        <w:keepNext/>
+        <w:rPr>
+          <w:lang w:val="en-NZ"/>
+        </w:rPr>
+      </w:pPr>
+      <w:r>
+        <w:rPr>
+          <w:lang w:val="en-NZ"/>
+        </w:rPr>
+        <w:lastRenderedPageBreak/>
+        <w:t>You can have multiple polls with the same options</w:t>
+      </w:r>
+      <w:r>
+        <w:rPr>
+          <w:lang w:val="en-NZ"/>
+        </w:rPr>
+        <w:t>,</w:t>
+      </w:r>
+      <w:r>
+        <w:rPr>
+          <w:lang w:val="en-NZ"/>
+        </w:rPr>
+        <w:t xml:space="preserve"> e.g.:</w:t>
+      </w:r>
+    </w:p>
+    <w:p>
+      <w:pPr>
+        <w:jc w:val="center"/>
+        <w:rPr>
+          <w:lang w:val="en-NZ"/>
+        </w:rPr>
+      </w:pPr>
+      <w:r>
+        <w:rPr>
+          <w:noProof/>
+        </w:rPr>
+        <w:drawing>
+          <wp:inline distT="0" distB="0" distL="0" distR="0" wp14:anchorId="2FFC3225" wp14:editId="7C737CD3">
+            <wp:extent cx="4230000" cy="4874400"/>
+            <wp:effectExtent l="0" t="0" r="0" b="2540"/>
+            <wp:docPr id="121429159" name="Picture 1"/>
+            <wp:cNvGraphicFramePr>
+              <a:graphicFrameLocks xmlns:a="http://schemas.openxmlformats.org/drawingml/2006/main" noChangeAspect="1"/>
+            </wp:cNvGraphicFramePr>
+            <a:graphic xmlns:a="http://schemas.openxmlformats.org/drawingml/2006/main">
+              <a:graphicData uri="http://schemas.openxmlformats.org/drawingml/2006/picture">
+                <pic:pic xmlns:pic="http://schemas.openxmlformats.org/drawingml/2006/picture">
+                  <pic:nvPicPr>
+                    <pic:cNvPr id="121429159" name=""/>
+                    <pic:cNvPicPr/>
+                  </pic:nvPicPr>
+                  <pic:blipFill>
+                    <a:blip r:embed="rId11"/>
+                    <a:stretch>
+                      <a:fillRect/>
+                    </a:stretch>
+                  </pic:blipFill>
+                  <pic:spPr>
+                    <a:xfrm>
+                      <a:off x="0" y="0"/>
+                      <a:ext cx="4230000" cy="4874400"/>
+                    </a:xfrm>
+                    <a:prstGeom prst="rect">
+                      <a:avLst/>
+                    </a:prstGeom>
+                  </pic:spPr>
+                </pic:pic>
+              </a:graphicData>
+            </a:graphic>
+          </wp:inline>
+        </w:drawing>
+      </w:r>
+    </w:p>
+    <w:p>
+      <w:pPr>
+        <w:pStyle w:val="Heading1"/>
+        <w:rPr>
+          <w:lang w:val="en-NZ"/>
+        </w:rPr>
+      </w:pPr>
+      <w:bookmarkStart w:id="5" w:name="_Toc233545423"/>
+      <w:r>
+        <w:rPr>
+          <w:lang w:val="en-NZ"/>
+        </w:rPr>
+        <w:lastRenderedPageBreak/>
+        <w:t>Compatible with C4L components</w:t>
+      </w:r>
+      <w:bookmarkEnd w:id="5"/>
+    </w:p>
+    <w:p>
+      <w:pPr>
+        <w:keepNext/>
+        <w:rPr>
+          <w:lang w:val="en-NZ"/>
+        </w:rPr>
+      </w:pPr>
+      <w:r>
+        <w:rPr>
+          <w:lang w:val="en-NZ"/>
+        </w:rPr>
+        <w:t xml:space="preserve">Embedded polls can sit inside most </w:t>
+      </w:r>
+      <w:r>
+        <w:rPr>
+          <w:lang w:val="en-NZ"/>
+        </w:rPr>
+        <w:t>C4L</w:t>
+      </w:r>
+      <w:r>
+        <w:rPr>
+          <w:lang w:val="en-NZ"/>
+        </w:rPr>
+        <w:t xml:space="preserve"> </w:t>
+      </w:r>
+      <w:r>
+        <w:rPr>
+          <w:lang w:val="en-NZ"/>
+        </w:rPr>
+        <w:t>components</w:t>
+      </w:r>
+      <w:r>
+        <w:rPr>
+          <w:lang w:val="en-NZ"/>
+        </w:rPr>
+        <w:t>,</w:t>
+      </w:r>
+      <w:r>
+        <w:rPr>
+          <w:lang w:val="en-NZ"/>
+        </w:rPr>
+        <w:t xml:space="preserve"> e.g.:</w:t>
+      </w:r>
+    </w:p>
+    <w:p>
+      <w:pPr>
+        <w:jc w:val="center"/>
+        <w:rPr>
+          <w:lang w:val="en-NZ"/>
+        </w:rPr>
+      </w:pPr>
+      <w:r>
+        <w:rPr>
+          <w:noProof/>
+        </w:rPr>
+        <w:drawing>
+          <wp:inline distT="0" distB="0" distL="0" distR="0" wp14:anchorId="1BAB8BA0" wp14:editId="7588998B">
+            <wp:extent cx="4280400" cy="5943600"/>
+            <wp:effectExtent l="0" t="0" r="6350" b="0"/>
+            <wp:docPr id="1056184780" name="Picture 1"/>
+            <wp:cNvGraphicFramePr>
+              <a:graphicFrameLocks xmlns:a="http://schemas.openxmlformats.org/drawingml/2006/main" noChangeAspect="1"/>
+            </wp:cNvGraphicFramePr>
+            <a:graphic xmlns:a="http://schemas.openxmlformats.org/drawingml/2006/main">
+              <a:graphicData uri="http://schemas.openxmlformats.org/drawingml/2006/picture">
+                <pic:pic xmlns:pic="http://schemas.openxmlformats.org/drawingml/2006/picture">
+                  <pic:nvPicPr>
+                    <pic:cNvPr id="1056184780" name=""/>
+                    <pic:cNvPicPr/>
+                  </pic:nvPicPr>
+                  <pic:blipFill>
+                    <a:blip r:embed="rId12"/>
+                    <a:stretch>
+                      <a:fillRect/>
+                    </a:stretch>
+                  </pic:blipFill>
+                  <pic:spPr>
+                    <a:xfrm>
+                      <a:off x="0" y="0"/>
+                      <a:ext cx="4280400" cy="5943600"/>
+                    </a:xfrm>
+                    <a:prstGeom prst="rect">
+                      <a:avLst/>
+                    </a:prstGeom>
+                  </pic:spPr>
+                </pic:pic>
+              </a:graphicData>
+            </a:graphic>
+          </wp:inline>
+        </w:drawing>
+      </w:r>
+    </w:p>
+    <w:p>
+      <w:pPr>
+        <w:pStyle w:val="Heading1"/>
+        <w:rPr>
+          <w:lang w:val="en-NZ"/>
+        </w:rPr>
+      </w:pPr>
+      <w:bookmarkStart w:id="6" w:name="_Toc233545424"/>
+      <w:r>
+        <w:rPr>
+          <w:lang w:val="en-NZ"/>
+        </w:rPr>
+        <w:lastRenderedPageBreak/>
+        <w:t>Editor view</w:t>
+      </w:r>
+      <w:bookmarkEnd w:id="6"/>
+    </w:p>
+    <w:p>
+      <w:pPr>
+        <w:jc w:val="center"/>
+        <w:rPr>
+          <w:lang w:val="en-NZ"/>
+        </w:rPr>
+      </w:pPr>
+      <w:r>
+        <w:rPr>
+          <w:lang w:val="en-NZ"/>
+        </w:rPr>
+        <w:drawing>
+          <wp:inline distT="0" distB="0" distL="0" distR="0" wp14:anchorId="3B484B25" wp14:editId="5F779B70">
+            <wp:extent cx="5652000" cy="1857600"/>
+            <wp:effectExtent l="0" t="0" r="6350" b="9525"/>
+            <wp:docPr id="766958857" name="Picture 1"/>
+            <wp:cNvGraphicFramePr>
+              <a:graphicFrameLocks xmlns:a="http://schemas.openxmlformats.org/drawingml/2006/main" noChangeAspect="1"/>
+            </wp:cNvGraphicFramePr>
+            <a:graphic xmlns:a="http://schemas.openxmlformats.org/drawingml/2006/main">
+              <a:graphicData uri="http://schemas.openxmlformats.org/drawingml/2006/picture">
+                <pic:pic xmlns:pic="http://schemas.openxmlformats.org/drawingml/2006/picture">
+                  <pic:nvPicPr>
+                    <pic:cNvPr id="766958857" name=""/>
+                    <pic:cNvPicPr/>
+                  </pic:nvPicPr>
+                  <pic:blipFill>
+                    <a:blip r:embed="rId13"/>
+                    <a:stretch>
+                      <a:fillRect/>
+                    </a:stretch>
+                  </pic:blipFill>
+                  <pic:spPr>
+                    <a:xfrm>
+                      <a:off x="0" y="0"/>
+                      <a:ext cx="5652000" cy="1857600"/>
+                    </a:xfrm>
+                    <a:prstGeom prst="rect">
+                      <a:avLst/>
+                    </a:prstGeom>
+                  </pic:spPr>
+                </pic:pic>
+              </a:graphicData>
+            </a:graphic>
+          </wp:inline>
+        </w:drawing>
+      </w:r>
+    </w:p>
+    <w:p>
+      <w:pPr>
+        <w:pStyle w:val="Heading1"/>
+        <w:rPr>
+          <w:lang w:val="en-NZ"/>
+        </w:rPr>
+      </w:pPr>
+      <w:bookmarkStart w:id="7" w:name="_Toc233545425"/>
+      <w:r>
+        <w:rPr>
+          <w:lang w:val="en-NZ"/>
+        </w:rPr>
+        <w:t>Limitations</w:t>
+      </w:r>
+      <w:bookmarkEnd w:id="7"/>
+    </w:p>
+    <w:p>
+      <w:pPr>
+        <w:pStyle w:val="ListParagraph"/>
+        <w:numPr>
+          <w:ilvl w:val="0"/>
+          <w:numId w:val="2"/>
+        </w:numPr>
+        <w:rPr>
+          <w:lang w:val="en-NZ"/>
+        </w:rPr>
+      </w:pPr>
+      <w:r>
+        <w:rPr>
+          <w:lang w:val="en-NZ"/>
+        </w:rPr>
+        <w:t xml:space="preserve">If you edit the </w:t>
+      </w:r>
+      <w:r>
+        <w:rPr>
+          <w:lang w:val="en-NZ"/>
+        </w:rPr>
+        <w:t>poll text or the order of the options, it effectively becomes a new poll,</w:t>
+      </w:r>
+      <w:r>
+        <w:rPr>
+          <w:lang w:val="en-NZ"/>
+        </w:rPr>
+        <w:t xml:space="preserve"> and existing results are lost</w:t>
+      </w:r>
+      <w:r>
+        <w:rPr>
+          <w:lang w:val="en-NZ"/>
+        </w:rPr>
+        <w:t xml:space="preserve"> (disconnected)</w:t>
+      </w:r>
+      <w:r>
+        <w:rPr>
+          <w:lang w:val="en-NZ"/>
+        </w:rPr>
+        <w:t>.</w:t>
+      </w:r>
+    </w:p>
+    <w:p>
+      <w:pPr>
+        <w:pStyle w:val="ListParagraph"/>
+        <w:numPr>
+          <w:ilvl w:val="0"/>
+          <w:numId w:val="2"/>
+        </w:numPr>
+        <w:rPr>
+          <w:lang w:val="en-NZ"/>
+        </w:rPr>
+      </w:pPr>
+      <w:r>
+        <w:rPr>
+          <w:lang w:val="en-NZ"/>
+        </w:rPr>
+        <w:t xml:space="preserve">You can move </w:t>
+      </w:r>
+      <w:r>
+        <w:rPr>
+          <w:lang w:val="en-NZ"/>
+        </w:rPr>
+        <w:t xml:space="preserve">(reorder) individual </w:t>
+      </w:r>
+      <w:r>
+        <w:rPr>
+          <w:lang w:val="en-NZ"/>
+        </w:rPr>
+        <w:t>polls</w:t>
+      </w:r>
+      <w:r>
+        <w:rPr>
+          <w:lang w:val="en-NZ"/>
+        </w:rPr>
+        <w:t xml:space="preserve"> with a book chapter or label</w:t>
+      </w:r>
+      <w:r>
+        <w:rPr>
+          <w:lang w:val="en-NZ"/>
+        </w:rPr>
+        <w:t>,</w:t>
+      </w:r>
+      <w:r>
+        <w:rPr>
+          <w:lang w:val="en-NZ"/>
+        </w:rPr>
+        <w:t xml:space="preserve"> and the results will be retained</w:t>
+      </w:r>
+      <w:r>
+        <w:rPr>
+          <w:lang w:val="en-NZ"/>
+        </w:rPr>
+        <w:t>.</w:t>
+      </w:r>
+      <w:r>
+        <w:rPr>
+          <w:lang w:val="en-NZ"/>
+        </w:rPr>
+        <w:t xml:space="preserve"> The exception is </w:t>
+      </w:r>
+      <w:r>
+        <w:rPr>
+          <w:lang w:val="en-NZ"/>
+        </w:rPr>
+        <w:t>identical polls – the results will remain in the original order.</w:t>
+      </w:r>
+      <w:r>
+        <w:rPr>
+          <w:lang w:val="en-NZ"/>
+        </w:rPr>
+        <w:t xml:space="preserve"> For example, in the sample above with two Yes/No polls, if you </w:t>
+      </w:r>
+      <w:r>
+        <w:rPr>
+          <w:lang w:val="en-NZ"/>
+        </w:rPr>
+        <w:t>move example 2 content above example 1 content, the example 2 poll (now first) will include the example 1 results.</w:t>
+      </w:r>
+    </w:p>
+    <w:p>
+      <w:pPr>
+        <w:pStyle w:val="ListParagraph"/>
+        <w:numPr>
+          <w:ilvl w:val="0"/>
+          <w:numId w:val="2"/>
+        </w:numPr>
+        <w:rPr>
+          <w:lang w:val="en-NZ"/>
+        </w:rPr>
+      </w:pPr>
+      <w:r>
+        <w:rPr>
+          <w:lang w:val="en-NZ"/>
+        </w:rPr>
+        <w:t xml:space="preserve">Embedded polls may work in other contexts, e.g., Page activities, or Course section summaries, but those have not been </w:t>
+      </w:r>
+      <w:r>
+        <w:rPr>
+          <w:lang w:val="en-NZ"/>
+        </w:rPr>
+        <w:t xml:space="preserve">comprehensively </w:t>
+      </w:r>
+      <w:r>
+        <w:rPr>
+          <w:lang w:val="en-NZ"/>
+        </w:rPr>
+        <w:t>tested.</w:t>
+      </w:r>
+    </w:p>
+    <w:p>
+      <w:pPr>
+        <w:rPr>
+          <w:lang w:val="en-NZ"/>
+        </w:rPr>
+      </w:pPr>
+    </w:p>
+    <w:p>
+      <w:pPr>
+        <w:pStyle w:val="Heading1"/>
+        <w:pageBreakBefore/>
+        <w:rPr>
+          <w:lang w:val="en-NZ"/>
+        </w:rPr>
+      </w:pPr>
+      <w:r>
+        <w:rPr>
+          <w:lang w:val="en-NZ"/>
+        </w:rPr>
+        <w:lastRenderedPageBreak/>
+        <w:t>Testing samples</w:t>
+      </w:r>
+    </w:p>
+    <w:p>
+      <w:pPr>
+        <w:rPr>
+          <w:noProof/>
+          <w:lang w:val="en-NZ"/>
+        </w:rPr>
+      </w:pPr>
+      <w:r>
+        <w:rPr>
+          <w:b/>
+          <w:bCs/>
+          <w:noProof/>
+          <w:lang w:val="en-NZ"/>
+        </w:rPr>
+        <w:t>Binary / two-choice</w:t>
+      </w:r>
+    </w:p>
+    <w:p>
+      <w:pPr>
+        <w:rPr>
+          <w:noProof/>
+          <w:lang w:val="en-NZ"/>
+        </w:rPr>
+      </w:pPr>
+      <w:r>
+        <w:rPr>
+          <w:noProof/>
+          <w:lang w:val="en-NZ"/>
+        </w:rPr>
+        <w:t>{poll:"Yes","No"}</w:t>
+      </w:r>
+    </w:p>
+    <w:p>
+      <w:pPr>
+        <w:rPr>
+          <w:noProof/>
+          <w:lang w:val="en-NZ"/>
+        </w:rPr>
+      </w:pPr>
+      <w:r>
+        <w:rPr>
+          <w:noProof/>
+          <w:lang w:val="en-NZ"/>
+        </w:rPr>
+        <w:t>{poll:"True","False"}</w:t>
+      </w:r>
+    </w:p>
+    <w:p>
+      <w:pPr>
+        <w:rPr>
+          <w:noProof/>
+          <w:lang w:val="en-NZ"/>
+        </w:rPr>
+      </w:pPr>
+      <w:r>
+        <w:rPr>
+          <w:noProof/>
+          <w:lang w:val="en-NZ"/>
+        </w:rPr>
+        <w:t>{poll:"Agree","Disagree"}</w:t>
+      </w:r>
+    </w:p>
+    <w:p>
+      <w:pPr>
+        <w:rPr>
+          <w:noProof/>
+          <w:lang w:val="en-NZ"/>
+        </w:rPr>
+      </w:pPr>
+      <w:r>
+        <w:rPr>
+          <w:noProof/>
+          <w:lang w:val="en-NZ"/>
+        </w:rPr>
+        <w:t>{poll:"For","Against"}</w:t>
+      </w:r>
+    </w:p>
+    <w:p>
+      <w:pPr>
+        <w:rPr>
+          <w:noProof/>
+          <w:lang w:val="en-NZ"/>
+        </w:rPr>
+      </w:pPr>
+      <w:r>
+        <w:rPr>
+          <w:noProof/>
+          <w:lang w:val="en-NZ"/>
+        </w:rPr>
+        <w:t>{poll:"Pass","Fail"}</w:t>
+      </w:r>
+    </w:p>
+    <w:p>
+      <w:pPr>
+        <w:rPr>
+          <w:noProof/>
+          <w:lang w:val="en-NZ"/>
+        </w:rPr>
+      </w:pPr>
+      <w:r>
+        <w:rPr>
+          <w:noProof/>
+          <w:lang w:val="en-NZ"/>
+        </w:rPr>
+        <w:t>{poll:"Like","Dislike"}</w:t>
+      </w:r>
+    </w:p>
+    <w:p>
+      <w:pPr>
+        <w:rPr>
+          <w:noProof/>
+          <w:lang w:val="en-NZ"/>
+        </w:rPr>
+      </w:pPr>
+      <w:r>
+        <w:rPr>
+          <w:b/>
+          <w:bCs/>
+          <w:noProof/>
+          <w:lang w:val="en-NZ"/>
+        </w:rPr>
+        <w:t>Three-point</w:t>
+      </w:r>
+    </w:p>
+    <w:p>
+      <w:pPr>
+        <w:rPr>
+          <w:noProof/>
+          <w:lang w:val="en-NZ"/>
+        </w:rPr>
+      </w:pPr>
+      <w:r>
+        <w:rPr>
+          <w:noProof/>
+          <w:lang w:val="en-NZ"/>
+        </w:rPr>
+        <w:t>{poll:"Yes","No","Maybe"}</w:t>
+      </w:r>
+    </w:p>
+    <w:p>
+      <w:pPr>
+        <w:rPr>
+          <w:noProof/>
+          <w:lang w:val="en-NZ"/>
+        </w:rPr>
+      </w:pPr>
+      <w:r>
+        <w:rPr>
+          <w:noProof/>
+          <w:lang w:val="en-NZ"/>
+        </w:rPr>
+        <w:t>{poll:"Agree","Neutral","Disagree"}</w:t>
+      </w:r>
+    </w:p>
+    <w:p>
+      <w:pPr>
+        <w:rPr>
+          <w:noProof/>
+          <w:lang w:val="en-NZ"/>
+        </w:rPr>
+      </w:pPr>
+      <w:r>
+        <w:rPr>
+          <w:noProof/>
+          <w:lang w:val="en-NZ"/>
+        </w:rPr>
+        <w:t>{poll:"Better","Same","Worse"}</w:t>
+      </w:r>
+    </w:p>
+    <w:p>
+      <w:pPr>
+        <w:rPr>
+          <w:noProof/>
+          <w:lang w:val="en-NZ"/>
+        </w:rPr>
+      </w:pPr>
+      <w:r>
+        <w:rPr>
+          <w:noProof/>
+          <w:lang w:val="en-NZ"/>
+        </w:rPr>
+        <w:t>{poll:"Good","Okay","Bad"}</w:t>
+      </w:r>
+    </w:p>
+    <w:p>
+      <w:pPr>
+        <w:rPr>
+          <w:noProof/>
+          <w:lang w:val="en-NZ"/>
+        </w:rPr>
+      </w:pPr>
+      <w:r>
+        <w:rPr>
+          <w:noProof/>
+          <w:lang w:val="en-NZ"/>
+        </w:rPr>
+        <w:t>{poll:"Thumbs up","Sideways","Down"}</w:t>
+      </w:r>
+    </w:p>
+    <w:p>
+      <w:pPr>
+        <w:rPr>
+          <w:noProof/>
+          <w:lang w:val="en-NZ"/>
+        </w:rPr>
+      </w:pPr>
+      <w:r>
+        <w:rPr>
+          <w:b/>
+          <w:bCs/>
+          <w:noProof/>
+          <w:lang w:val="en-NZ"/>
+        </w:rPr>
+        <w:t>Likert scales (5-point)</w:t>
+      </w:r>
+    </w:p>
+    <w:p>
+      <w:pPr>
+        <w:rPr>
+          <w:noProof/>
+          <w:lang w:val="en-NZ"/>
+        </w:rPr>
+      </w:pPr>
+      <w:r>
+        <w:rPr>
+          <w:noProof/>
+          <w:lang w:val="en-NZ"/>
+        </w:rPr>
+        <w:t>{poll:"Strongly Disagree","Disagree","Neutral","Agree","Strongly Agree"}</w:t>
+      </w:r>
+    </w:p>
+    <w:p>
+      <w:pPr>
+        <w:rPr>
+          <w:noProof/>
+          <w:lang w:val="en-NZ"/>
+        </w:rPr>
+      </w:pPr>
+      <w:r>
+        <w:rPr>
+          <w:noProof/>
+          <w:lang w:val="en-NZ"/>
+        </w:rPr>
+        <w:t>{poll:"Very Dissatisfied","Dissatisfied","Neutral","Satisfied","Very Satisfied"}</w:t>
+      </w:r>
+    </w:p>
+    <w:p>
+      <w:pPr>
+        <w:rPr>
+          <w:noProof/>
+          <w:lang w:val="en-NZ"/>
+        </w:rPr>
+      </w:pPr>
+      <w:r>
+        <w:rPr>
+          <w:noProof/>
+          <w:lang w:val="en-NZ"/>
+        </w:rPr>
+        <w:t>{poll:"Never","Rarely","Sometimes","Often","Always"}</w:t>
+      </w:r>
+    </w:p>
+    <w:p>
+      <w:pPr>
+        <w:rPr>
+          <w:noProof/>
+          <w:lang w:val="en-NZ"/>
+        </w:rPr>
+      </w:pPr>
+      <w:r>
+        <w:rPr>
+          <w:noProof/>
+          <w:lang w:val="en-NZ"/>
+        </w:rPr>
+        <w:t>{poll:"Poor","Fair","Good","Very Good","Excellent"}</w:t>
+      </w:r>
+    </w:p>
+    <w:p>
+      <w:pPr>
+        <w:rPr>
+          <w:noProof/>
+          <w:lang w:val="en-NZ"/>
+        </w:rPr>
+      </w:pPr>
+      <w:r>
+        <w:rPr>
+          <w:b/>
+          <w:bCs/>
+          <w:noProof/>
+          <w:lang w:val="en-NZ"/>
+        </w:rPr>
+        <w:t>7-point</w:t>
+      </w:r>
+    </w:p>
+    <w:p>
+      <w:pPr>
+        <w:rPr>
+          <w:noProof/>
+          <w:lang w:val="en-NZ"/>
+        </w:rPr>
+      </w:pPr>
+      <w:r>
+        <w:rPr>
+          <w:noProof/>
+          <w:lang w:val="en-NZ"/>
+        </w:rPr>
+        <w:t>{poll:"Strongly Disagree","Disagree","Somewhat Disagree","Neutral","Somewhat Agree","Agree","Strongly Agree"}</w:t>
+      </w:r>
+    </w:p>
+    <w:p>
+      <w:pPr>
+        <w:rPr>
+          <w:noProof/>
+          <w:lang w:val="en-NZ"/>
+        </w:rPr>
+      </w:pPr>
+      <w:r>
+        <w:rPr>
+          <w:b/>
+          <w:bCs/>
+          <w:noProof/>
+          <w:lang w:val="en-NZ"/>
+        </w:rPr>
+        <w:t>Frequency</w:t>
+      </w:r>
+    </w:p>
+    <w:p>
+      <w:pPr>
+        <w:rPr>
+          <w:noProof/>
+          <w:lang w:val="en-NZ"/>
+        </w:rPr>
+      </w:pPr>
+      <w:r>
+        <w:rPr>
+          <w:noProof/>
+          <w:lang w:val="en-NZ"/>
+        </w:rPr>
+        <w:t>{poll:"Never","Rarely","Sometimes","Often","Always"}</w:t>
+      </w:r>
+    </w:p>
+    <w:p>
+      <w:pPr>
+        <w:rPr>
+          <w:noProof/>
+          <w:lang w:val="en-NZ"/>
+        </w:rPr>
+      </w:pPr>
+      <w:r>
+        <w:rPr>
+          <w:noProof/>
+          <w:lang w:val="en-NZ"/>
+        </w:rPr>
+        <w:t>{poll:"Daily","Weekly","Monthly","Rarely","Never"}</w:t>
+      </w:r>
+    </w:p>
+    <w:p>
+      <w:pPr>
+        <w:rPr>
+          <w:noProof/>
+          <w:lang w:val="en-NZ"/>
+        </w:rPr>
+      </w:pPr>
+      <w:r>
+        <w:rPr>
+          <w:b/>
+          <w:bCs/>
+          <w:noProof/>
+          <w:lang w:val="en-NZ"/>
+        </w:rPr>
+        <w:t>Rating / numeric</w:t>
+      </w:r>
+    </w:p>
+    <w:p>
+      <w:pPr>
+        <w:rPr>
+          <w:noProof/>
+          <w:lang w:val="en-NZ"/>
+        </w:rPr>
+      </w:pPr>
+      <w:r>
+        <w:rPr>
+          <w:noProof/>
+          <w:lang w:val="en-NZ"/>
+        </w:rPr>
+        <w:t>{poll:"1","2","3","4","5"}</w:t>
+      </w:r>
+    </w:p>
+    <w:p>
+      <w:pPr>
+        <w:rPr>
+          <w:noProof/>
+          <w:lang w:val="en-NZ"/>
+        </w:rPr>
+      </w:pPr>
+      <w:r>
+        <w:rPr>
+          <w:noProof/>
+          <w:lang w:val="en-NZ"/>
+        </w:rPr>
+        <w:t>{poll:"1","2","3","4","5","6","7","8","9","10"}</w:t>
+      </w:r>
+    </w:p>
+    <w:p>
+      <w:pPr>
+        <w:rPr>
+          <w:noProof/>
+          <w:lang w:val="en-NZ"/>
+        </w:rPr>
+      </w:pPr>
+      <w:r>
+        <w:rPr>
+          <w:noProof/>
+          <w:lang w:val="en-NZ"/>
+        </w:rPr>
+        <w:lastRenderedPageBreak/>
+        <w:t>{poll:"A","B","C","D","F"}</w:t>
+      </w:r>
+    </w:p>
+    <w:p>
+      <w:pPr>
+        <w:rPr>
+          <w:noProof/>
+          <w:lang w:val="en-NZ"/>
+        </w:rPr>
+      </w:pPr>
+      <w:r>
+        <w:rPr>
+          <w:b/>
+          <w:bCs/>
+          <w:noProof/>
+          <w:lang w:val="en-NZ"/>
+        </w:rPr>
+        <w:t>Quality / quantity</w:t>
+      </w:r>
+    </w:p>
+    <w:p>
+      <w:pPr>
+        <w:rPr>
+          <w:noProof/>
+          <w:lang w:val="en-NZ"/>
+        </w:rPr>
+      </w:pPr>
+      <w:r>
+        <w:rPr>
+          <w:noProof/>
+          <w:lang w:val="en-NZ"/>
+        </w:rPr>
+        <w:t>{poll:"None","A little","Some","A lot"}</w:t>
+      </w:r>
+    </w:p>
+    <w:p>
+      <w:pPr>
+        <w:rPr>
+          <w:noProof/>
+          <w:lang w:val="en-NZ"/>
+        </w:rPr>
+      </w:pPr>
+      <w:r>
+        <w:rPr>
+          <w:noProof/>
+          <w:lang w:val="en-NZ"/>
+        </w:rPr>
+        <w:t>{poll:"Too little","Just right","Too much"}</w:t>
+      </w:r>
+    </w:p>
+    <w:p>
+      <w:pPr>
+        <w:rPr>
+          <w:noProof/>
+          <w:lang w:val="en-NZ"/>
+        </w:rPr>
+      </w:pPr>
+      <w:r>
+        <w:rPr>
+          <w:noProof/>
+          <w:lang w:val="en-NZ"/>
+        </w:rPr>
+        <w:t>{poll:"Low","Medium","High"}</w:t>
+      </w:r>
+    </w:p>
+    <w:p>
+      <w:pPr>
+        <w:rPr>
+          <w:noProof/>
+          <w:lang w:val="en-NZ"/>
+        </w:rPr>
+      </w:pPr>
+      <w:r>
+        <w:rPr>
+          <w:b/>
+          <w:bCs/>
+          <w:noProof/>
+          <w:lang w:val="en-NZ"/>
+        </w:rPr>
+        <w:t>Importance</w:t>
+      </w:r>
+    </w:p>
+    <w:p>
+      <w:pPr>
+        <w:rPr>
+          <w:noProof/>
+          <w:lang w:val="en-NZ"/>
+        </w:rPr>
+      </w:pPr>
+      <w:r>
+        <w:rPr>
+          <w:noProof/>
+          <w:lang w:val="en-NZ"/>
+        </w:rPr>
+        <w:t>{poll:"Not important","Slightly important","Moderately important","Very important","Extremely important"}</w:t>
+      </w:r>
+    </w:p>
+    <w:p>
+      <w:pPr>
+        <w:rPr>
+          <w:noProof/>
+          <w:lang w:val="en-NZ"/>
+        </w:rPr>
+      </w:pPr>
+      <w:r>
+        <w:rPr>
+          <w:b/>
+          <w:bCs/>
+          <w:noProof/>
+          <w:lang w:val="en-NZ"/>
+        </w:rPr>
+        <w:t>Likelihood</w:t>
+      </w:r>
+    </w:p>
+    <w:p>
+      <w:pPr>
+        <w:rPr>
+          <w:noProof/>
+          <w:lang w:val="en-NZ"/>
+        </w:rPr>
+      </w:pPr>
+      <w:r>
+        <w:rPr>
+          <w:noProof/>
+          <w:lang w:val="en-NZ"/>
+        </w:rPr>
+        <w:t>{poll:"Definitely not","Probably not","Maybe","Probably","Definitely"}</w:t>
+      </w:r>
+    </w:p>
+    <w:p>
+      <w:pPr>
+        <w:rPr>
+          <w:noProof/>
+          <w:lang w:val="en-NZ"/>
+        </w:rPr>
+      </w:pPr>
+      <w:r>
+        <w:rPr>
+          <w:b/>
+          <w:bCs/>
+          <w:noProof/>
+          <w:lang w:val="en-NZ"/>
+        </w:rPr>
+        <w:t>Emoji / reaction</w:t>
+      </w:r>
+    </w:p>
+    <w:p>
+      <w:pPr>
+        <w:rPr>
+          <w:noProof/>
+          <w:lang w:val="en-NZ"/>
+        </w:rPr>
+      </w:pPr>
+      <w:r>
+        <w:rPr>
+          <w:noProof/>
+          <w:lang w:val="en-NZ"/>
+        </w:rPr>
+        <w:t>{poll:"</w:t>
+      </w:r>
+      <w:r>
+        <w:rPr>
+          <w:rFonts w:ascii="Segoe UI Emoji" w:hAnsi="Segoe UI Emoji" w:cs="Segoe UI Emoji"/>
+          <w:noProof/>
+          <w:lang w:val="en-NZ"/>
+        </w:rPr>
+        <w:t>😍</w:t>
+      </w:r>
+      <w:r>
+        <w:rPr>
+          <w:noProof/>
+          <w:lang w:val="en-NZ"/>
+        </w:rPr>
+        <w:t>","</w:t>
+      </w:r>
+      <w:r>
+        <w:rPr>
+          <w:rFonts w:ascii="Segoe UI Emoji" w:hAnsi="Segoe UI Emoji" w:cs="Segoe UI Emoji"/>
+          <w:noProof/>
+          <w:lang w:val="en-NZ"/>
+        </w:rPr>
+        <w:t>🙂</w:t>
+      </w:r>
+      <w:r>
+        <w:rPr>
+          <w:noProof/>
+          <w:lang w:val="en-NZ"/>
+        </w:rPr>
+        <w:t>","</w:t>
+      </w:r>
+      <w:r>
+        <w:rPr>
+          <w:rFonts w:ascii="Segoe UI Emoji" w:hAnsi="Segoe UI Emoji" w:cs="Segoe UI Emoji"/>
+          <w:noProof/>
+          <w:lang w:val="en-NZ"/>
+        </w:rPr>
+        <w:t>😐</w:t>
+      </w:r>
+      <w:r>
+        <w:rPr>
+          <w:noProof/>
+          <w:lang w:val="en-NZ"/>
+        </w:rPr>
+        <w:t>","</w:t>
+      </w:r>
+      <w:r>
+        <w:rPr>
+          <w:rFonts w:ascii="Segoe UI Emoji" w:hAnsi="Segoe UI Emoji" w:cs="Segoe UI Emoji"/>
+          <w:noProof/>
+          <w:lang w:val="en-NZ"/>
+        </w:rPr>
+        <w:t>🙁</w:t>
+      </w:r>
+      <w:r>
+        <w:rPr>
+          <w:noProof/>
+          <w:lang w:val="en-NZ"/>
+        </w:rPr>
+        <w:t>","</w:t>
+      </w:r>
+      <w:r>
+        <w:rPr>
+          <w:rFonts w:ascii="Segoe UI Emoji" w:hAnsi="Segoe UI Emoji" w:cs="Segoe UI Emoji"/>
+          <w:noProof/>
+          <w:lang w:val="en-NZ"/>
+        </w:rPr>
+        <w:t>😠</w:t>
+      </w:r>
+      <w:r>
+        <w:rPr>
+          <w:noProof/>
+          <w:lang w:val="en-NZ"/>
+        </w:rPr>
+        <w:t>"}</w:t>
+      </w:r>
+    </w:p>
+    <w:p>
+      <w:pPr>
+        <w:rPr>
+          <w:noProof/>
+          <w:lang w:val="en-NZ"/>
+        </w:rPr>
+      </w:pPr>
+      <w:r>
+        <w:rPr>
+          <w:noProof/>
+          <w:lang w:val="en-NZ"/>
+        </w:rPr>
+        <w:t>{poll:"</w:t>
+      </w:r>
+      <w:r>
+        <w:rPr>
+          <w:rFonts w:ascii="Segoe UI Emoji" w:hAnsi="Segoe UI Emoji" w:cs="Segoe UI Emoji"/>
+          <w:noProof/>
+          <w:lang w:val="en-NZ"/>
+        </w:rPr>
+        <w:t>👍</w:t>
+      </w:r>
+      <w:r>
+        <w:rPr>
+          <w:noProof/>
+          <w:lang w:val="en-NZ"/>
+        </w:rPr>
+        <w:t>","</w:t>
+      </w:r>
+      <w:r>
+        <w:rPr>
+          <w:rFonts w:ascii="Segoe UI Emoji" w:hAnsi="Segoe UI Emoji" w:cs="Segoe UI Emoji"/>
+          <w:noProof/>
+          <w:lang w:val="en-NZ"/>
+        </w:rPr>
+        <w:t>👎</w:t>
+      </w:r>
+      <w:r>
+        <w:rPr>
+          <w:noProof/>
+          <w:lang w:val="en-NZ"/>
+        </w:rPr>
+        <w:t>"}</w:t>
+      </w:r>
+    </w:p>
+    <w:p>
+      <w:pPr>
+        <w:rPr>
+          <w:noProof/>
+          <w:lang w:val="en-NZ"/>
+        </w:rPr>
+      </w:pPr>
+      <w:r>
+        <w:rPr>
+          <w:b/>
+          <w:bCs/>
+          <w:noProof/>
+          <w:lang w:val="en-NZ"/>
+        </w:rPr>
+        <w:t>Multiple choice / ranking</w:t>
+      </w:r>
+    </w:p>
+    <w:p>
+      <w:pPr>
+        <w:rPr>
+          <w:noProof/>
+          <w:lang w:val="en-NZ"/>
+        </w:rPr>
+      </w:pPr>
+      <w:r>
+        <w:rPr>
+          <w:noProof/>
+          <w:lang w:val="en-NZ"/>
+        </w:rPr>
+        <w:t>{poll:"Option A","Option B","Option C"}</w:t>
+      </w:r>
+    </w:p>
+    <w:p>
+      <w:pPr>
+        <w:rPr>
+          <w:noProof/>
+          <w:lang w:val="en-NZ"/>
+        </w:rPr>
+      </w:pPr>
+      <w:r>
+        <w:rPr>
+          <w:noProof/>
+          <w:lang w:val="en-NZ"/>
+        </w:rPr>
+        <w:t>{poll:"This","That"}</w:t>
+      </w:r>
+    </w:p>
+    <w:p>
+      <w:pPr>
+        <w:rPr>
+          <w:lang w:val="en-NZ"/>
+        </w:rPr>
+      </w:pPr>
+    </w:p>
+    <w:p>
+      <w:pPr>
+        <w:rPr>
+          <w:lang w:val="en-NZ"/>
+        </w:rPr>
+      </w:pPr>
     </w:p>
     <w:sectPr>
       <w:pgSz w:w="11906" w:h="16838"/>
@@ -994,6 +2645,155 @@
 <file path=word/numbering.xml><?xml version="1.0" encoding="utf-8"?>
 <w:numbering xmlns:wpc="http://schemas.microsoft.com/office/word/2010/wordprocessingCanvas" xmlns:cx="http://schemas.microsoft.com/office/drawing/2014/chartex" xmlns:cx1="http://schemas.microsoft.com/office/drawing/2015/9/8/chartex" xmlns:cx2="http://schemas.microsoft.com/office/drawing/2015/10/21/chartex" xmlns:cx3="http://schemas.microsoft.com/office/drawing/2016/5/9/chartex" xmlns:cx4="http://schemas.microsoft.com/office/drawing/2016/5/10/chartex" xmlns:cx5="http://schemas.microsoft.com/office/drawing/2016/5/11/chartex" xmlns:cx6="http://schemas.microsoft.com/office/drawing/2016/5/12/chartex" xmlns:cx7="http://schemas.microsoft.com/office/drawing/2016/5/13/chartex" xmlns:cx8="http://schemas.microsoft.com/office/drawing/2016/5/14/chartex" xmlns:mc="http://schemas.openxmlformats.org/markup-compatibility/2006" xmlns:aink="http://schemas.microsoft.com/office/drawing/2016/ink" xmlns:am3d="http://schemas.microsoft.com/office/drawing/2017/model3d" xmlns:o="urn:schemas-microsoft-com:office:office" xmlns:oel="http://schemas.microsoft.com/office/2019/extlst" xmlns:r="http://schemas.openxmlformats.org/officeDocument/2006/relationships" xmlns:m="http://schemas.openxmlformats.org/officeDocument/2006/math" xmlns:v="urn:schemas-microsoft-com:vml" xmlns:wp14="http://schemas.microsoft.com/office/word/2010/wordprocessingDrawing" xmlns:wp="http://schemas.openxmlformats.org/drawingml/2006/wordprocessingDrawing" xmlns:w10="urn:schemas-microsoft-com:office:word" xmlns:w="http://schemas.openxmlformats.org/wordprocessingml/2006/main" xmlns:w14="http://schemas.microsoft.com/office/word/2010/wordml" xmlns:w15="http://schemas.microsoft.com/office/word/2012/wordml" xmlns:w16cex="http://schemas.microsoft.com/office/word/2018/wordml/cex" xmlns:w16cid="http://schemas.microsoft.com/office/word/2016/wordml/cid" xmlns:w16="http://schemas.microsoft.com/office/word/2018/wordml" xmlns:w16du="http://schemas.microsoft.com/office/word/2023/wordml/word16du" xmlns:w16sdtdh="http://schemas.microsoft.com/office/word/2020/wordml/sdtdatahash" xmlns:w16sdtfl="http://schemas.microsoft.com/office/word/2024/wordml/sdtformatlock" xmlns:w16se="http://schemas.microsoft.com/office/word/2015/wordml/symex" xmlns:wpg="http://schemas.microsoft.com/office/word/2010/wordprocessingGroup" xmlns:wpi="http://schemas.microsoft.com/office/word/2010/wordprocessingInk" xmlns:wne="http://schemas.microsoft.com/office/word/2006/wordml" xmlns:wps="http://schemas.microsoft.com/office/word/2010/wordprocessingShape" mc:Ignorable="w14 w15 w16se w16cid w16 w16cex w16sdtdh w16sdtfl w16du wp14">
   <w:abstractNum w:abstractNumId="0" w15:restartNumberingAfterBreak="0">
+    <w:nsid w:val="0AC027CD"/>
+    <w:multiLevelType w:val="multilevel"/>
+    <w:tmpl w:val="51209C46"/>
+    <w:lvl w:ilvl="0">
+      <w:start w:val="1"/>
+      <w:numFmt w:val="bullet"/>
+      <w:lvlText w:val=""/>
+      <w:lvlJc w:val="left"/>
+      <w:pPr>
+        <w:tabs>
+          <w:tab w:val="num" w:pos="720"/>
+        </w:tabs>
+        <w:ind w:left="720" w:hanging="360"/>
+      </w:pPr>
+      <w:rPr>
+        <w:rFonts w:ascii="Symbol" w:hAnsi="Symbol" w:hint="default"/>
+        <w:sz w:val="20"/>
+      </w:rPr>
+    </w:lvl>
+    <w:lvl w:ilvl="1" w:tentative="1">
+      <w:start w:val="1"/>
+      <w:numFmt w:val="bullet"/>
+      <w:lvlText w:val="o"/>
+      <w:lvlJc w:val="left"/>
+      <w:pPr>
+        <w:tabs>
+          <w:tab w:val="num" w:pos="1440"/>
+        </w:tabs>
+        <w:ind w:left="1440" w:hanging="360"/>
+      </w:pPr>
+      <w:rPr>
+        <w:rFonts w:ascii="Courier New" w:hAnsi="Courier New" w:hint="default"/>
+        <w:sz w:val="20"/>
+      </w:rPr>
+    </w:lvl>
+    <w:lvl w:ilvl="2" w:tentative="1">
+      <w:start w:val="1"/>
+      <w:numFmt w:val="bullet"/>
+      <w:lvlText w:val=""/>
+      <w:lvlJc w:val="left"/>
+      <w:pPr>
+        <w:tabs>
+          <w:tab w:val="num" w:pos="2160"/>
+        </w:tabs>
+        <w:ind w:left="2160" w:hanging="360"/>
+      </w:pPr>
+      <w:rPr>
+        <w:rFonts w:ascii="Wingdings" w:hAnsi="Wingdings" w:hint="default"/>
+        <w:sz w:val="20"/>
+      </w:rPr>
+    </w:lvl>
+    <w:lvl w:ilvl="3" w:tentative="1">
+      <w:start w:val="1"/>
+      <w:numFmt w:val="bullet"/>
+      <w:lvlText w:val=""/>
+      <w:lvlJc w:val="left"/>
+      <w:pPr>
+        <w:tabs>
+          <w:tab w:val="num" w:pos="2880"/>
+        </w:tabs>
+        <w:ind w:left="2880" w:hanging="360"/>
+      </w:pPr>
+      <w:rPr>
+        <w:rFonts w:ascii="Wingdings" w:hAnsi="Wingdings" w:hint="default"/>
+        <w:sz w:val="20"/>
+      </w:rPr>
+    </w:lvl>
+    <w:lvl w:ilvl="4" w:tentative="1">
+      <w:start w:val="1"/>
+      <w:numFmt w:val="bullet"/>
+      <w:lvlText w:val=""/>
+      <w:lvlJc w:val="left"/>
+      <w:pPr>
+        <w:tabs>
+          <w:tab w:val="num" w:pos="3600"/>
+        </w:tabs>
+        <w:ind w:left="3600" w:hanging="360"/>
+      </w:pPr>
+      <w:rPr>
+        <w:rFonts w:ascii="Wingdings" w:hAnsi="Wingdings" w:hint="default"/>
+        <w:sz w:val="20"/>
+      </w:rPr>
+    </w:lvl>
+    <w:lvl w:ilvl="5" w:tentative="1">
+      <w:start w:val="1"/>
+      <w:numFmt w:val="bullet"/>
+      <w:lvlText w:val=""/>
+      <w:lvlJc w:val="left"/>
+      <w:pPr>
+        <w:tabs>
+          <w:tab w:val="num" w:pos="4320"/>
+        </w:tabs>
+        <w:ind w:left="4320" w:hanging="360"/>
+      </w:pPr>
+      <w:rPr>
+        <w:rFonts w:ascii="Wingdings" w:hAnsi="Wingdings" w:hint="default"/>
+        <w:sz w:val="20"/>
+      </w:rPr>
+    </w:lvl>
+    <w:lvl w:ilvl="6" w:tentative="1">
+      <w:start w:val="1"/>
+      <w:numFmt w:val="bullet"/>
+      <w:lvlText w:val=""/>
+      <w:lvlJc w:val="left"/>
+      <w:pPr>
+        <w:tabs>
+          <w:tab w:val="num" w:pos="5040"/>
+        </w:tabs>
+        <w:ind w:left="5040" w:hanging="360"/>
+      </w:pPr>
+      <w:rPr>
+        <w:rFonts w:ascii="Wingdings" w:hAnsi="Wingdings" w:hint="default"/>
+        <w:sz w:val="20"/>
+      </w:rPr>
+    </w:lvl>
+    <w:lvl w:ilvl="7" w:tentative="1">
+      <w:start w:val="1"/>
+      <w:numFmt w:val="bullet"/>
+      <w:lvlText w:val=""/>
+      <w:lvlJc w:val="left"/>
+      <w:pPr>
+        <w:tabs>
+          <w:tab w:val="num" w:pos="5760"/>
+        </w:tabs>
+        <w:ind w:left="5760" w:hanging="360"/>
+      </w:pPr>
+      <w:rPr>
+        <w:rFonts w:ascii="Wingdings" w:hAnsi="Wingdings" w:hint="default"/>
+        <w:sz w:val="20"/>
+      </w:rPr>
+    </w:lvl>
+    <w:lvl w:ilvl="8" w:tentative="1">
+      <w:start w:val="1"/>
+      <w:numFmt w:val="bullet"/>
+      <w:lvlText w:val=""/>
+      <w:lvlJc w:val="left"/>
+      <w:pPr>
+        <w:tabs>
+          <w:tab w:val="num" w:pos="6480"/>
+        </w:tabs>
+        <w:ind w:left="6480" w:hanging="360"/>
+      </w:pPr>
+      <w:rPr>
+        <w:rFonts w:ascii="Wingdings" w:hAnsi="Wingdings" w:hint="default"/>
+        <w:sz w:val="20"/>
+      </w:rPr>
+    </w:lvl>
+  </w:abstractNum>
+  <w:abstractNum w:abstractNumId="1" w15:restartNumberingAfterBreak="0">
     <w:nsid w:val="17524E8A"/>
     <w:multiLevelType w:val="hybridMultilevel"/>
     <w:tmpl w:val="84DE9D46"/>
@@ -1079,7 +2879,278 @@
       </w:pPr>
     </w:lvl>
   </w:abstractNum>
+  <w:abstractNum w:abstractNumId="2" w15:restartNumberingAfterBreak="0">
+    <w:nsid w:val="1D8E1319"/>
+    <w:multiLevelType w:val="hybridMultilevel"/>
+    <w:tmpl w:val="D11A6558"/>
+    <w:lvl w:ilvl="0" w:tplc="14090001">
+      <w:start w:val="1"/>
+      <w:numFmt w:val="bullet"/>
+      <w:lvlText w:val=""/>
+      <w:lvlJc w:val="left"/>
+      <w:pPr>
+        <w:ind w:left="720" w:hanging="360"/>
+      </w:pPr>
+      <w:rPr>
+        <w:rFonts w:ascii="Symbol" w:hAnsi="Symbol" w:hint="default"/>
+      </w:rPr>
+    </w:lvl>
+    <w:lvl w:ilvl="1" w:tplc="14090003" w:tentative="1">
+      <w:start w:val="1"/>
+      <w:numFmt w:val="bullet"/>
+      <w:lvlText w:val="o"/>
+      <w:lvlJc w:val="left"/>
+      <w:pPr>
+        <w:ind w:left="1440" w:hanging="360"/>
+      </w:pPr>
+      <w:rPr>
+        <w:rFonts w:ascii="Courier New" w:hAnsi="Courier New" w:cs="Courier New" w:hint="default"/>
+      </w:rPr>
+    </w:lvl>
+    <w:lvl w:ilvl="2" w:tplc="14090005" w:tentative="1">
+      <w:start w:val="1"/>
+      <w:numFmt w:val="bullet"/>
+      <w:lvlText w:val=""/>
+      <w:lvlJc w:val="left"/>
+      <w:pPr>
+        <w:ind w:left="2160" w:hanging="360"/>
+      </w:pPr>
+      <w:rPr>
+        <w:rFonts w:ascii="Wingdings" w:hAnsi="Wingdings" w:hint="default"/>
+      </w:rPr>
+    </w:lvl>
+    <w:lvl w:ilvl="3" w:tplc="14090001" w:tentative="1">
+      <w:start w:val="1"/>
+      <w:numFmt w:val="bullet"/>
+      <w:lvlText w:val=""/>
+      <w:lvlJc w:val="left"/>
+      <w:pPr>
+        <w:ind w:left="2880" w:hanging="360"/>
+      </w:pPr>
+      <w:rPr>
+        <w:rFonts w:ascii="Symbol" w:hAnsi="Symbol" w:hint="default"/>
+      </w:rPr>
+    </w:lvl>
+    <w:lvl w:ilvl="4" w:tplc="14090003" w:tentative="1">
+      <w:start w:val="1"/>
+      <w:numFmt w:val="bullet"/>
+      <w:lvlText w:val="o"/>
+      <w:lvlJc w:val="left"/>
+      <w:pPr>
+        <w:ind w:left="3600" w:hanging="360"/>
+      </w:pPr>
+      <w:rPr>
+        <w:rFonts w:ascii="Courier New" w:hAnsi="Courier New" w:cs="Courier New" w:hint="default"/>
+      </w:rPr>
+    </w:lvl>
+    <w:lvl w:ilvl="5" w:tplc="14090005" w:tentative="1">
+      <w:start w:val="1"/>
+      <w:numFmt w:val="bullet"/>
+      <w:lvlText w:val=""/>
+      <w:lvlJc w:val="left"/>
+      <w:pPr>
+        <w:ind w:left="4320" w:hanging="360"/>
+      </w:pPr>
+      <w:rPr>
+        <w:rFonts w:ascii="Wingdings" w:hAnsi="Wingdings" w:hint="default"/>
+      </w:rPr>
+    </w:lvl>
+    <w:lvl w:ilvl="6" w:tplc="14090001" w:tentative="1">
+      <w:start w:val="1"/>
+      <w:numFmt w:val="bullet"/>
+      <w:lvlText w:val=""/>
+      <w:lvlJc w:val="left"/>
+      <w:pPr>
+        <w:ind w:left="5040" w:hanging="360"/>
+      </w:pPr>
+      <w:rPr>
+        <w:rFonts w:ascii="Symbol" w:hAnsi="Symbol" w:hint="default"/>
+      </w:rPr>
+    </w:lvl>
+    <w:lvl w:ilvl="7" w:tplc="14090003" w:tentative="1">
+      <w:start w:val="1"/>
+      <w:numFmt w:val="bullet"/>
+      <w:lvlText w:val="o"/>
+      <w:lvlJc w:val="left"/>
+      <w:pPr>
+        <w:ind w:left="5760" w:hanging="360"/>
+      </w:pPr>
+      <w:rPr>
+        <w:rFonts w:ascii="Courier New" w:hAnsi="Courier New" w:cs="Courier New" w:hint="default"/>
+      </w:rPr>
+    </w:lvl>
+    <w:lvl w:ilvl="8" w:tplc="14090005" w:tentative="1">
+      <w:start w:val="1"/>
+      <w:numFmt w:val="bullet"/>
+      <w:lvlText w:val=""/>
+      <w:lvlJc w:val="left"/>
+      <w:pPr>
+        <w:ind w:left="6480" w:hanging="360"/>
+      </w:pPr>
+      <w:rPr>
+        <w:rFonts w:ascii="Wingdings" w:hAnsi="Wingdings" w:hint="default"/>
+      </w:rPr>
+    </w:lvl>
+  </w:abstractNum>
+  <w:abstractNum w:abstractNumId="3" w15:restartNumberingAfterBreak="0">
+    <w:nsid w:val="308A6D93"/>
+    <w:multiLevelType w:val="multilevel"/>
+    <w:tmpl w:val="F8EAE66E"/>
+    <w:lvl w:ilvl="0">
+      <w:start w:val="1"/>
+      <w:numFmt w:val="bullet"/>
+      <w:lvlText w:val=""/>
+      <w:lvlJc w:val="left"/>
+      <w:pPr>
+        <w:tabs>
+          <w:tab w:val="num" w:pos="720"/>
+        </w:tabs>
+        <w:ind w:left="720" w:hanging="360"/>
+      </w:pPr>
+      <w:rPr>
+        <w:rFonts w:ascii="Symbol" w:hAnsi="Symbol" w:hint="default"/>
+        <w:sz w:val="20"/>
+      </w:rPr>
+    </w:lvl>
+    <w:lvl w:ilvl="1" w:tentative="1">
+      <w:start w:val="1"/>
+      <w:numFmt w:val="bullet"/>
+      <w:lvlText w:val="o"/>
+      <w:lvlJc w:val="left"/>
+      <w:pPr>
+        <w:tabs>
+          <w:tab w:val="num" w:pos="1440"/>
+        </w:tabs>
+        <w:ind w:left="1440" w:hanging="360"/>
+      </w:pPr>
+      <w:rPr>
+        <w:rFonts w:ascii="Courier New" w:hAnsi="Courier New" w:hint="default"/>
+        <w:sz w:val="20"/>
+      </w:rPr>
+    </w:lvl>
+    <w:lvl w:ilvl="2" w:tentative="1">
+      <w:start w:val="1"/>
+      <w:numFmt w:val="bullet"/>
+      <w:lvlText w:val=""/>
+      <w:lvlJc w:val="left"/>
+      <w:pPr>
+        <w:tabs>
+          <w:tab w:val="num" w:pos="2160"/>
+        </w:tabs>
+        <w:ind w:left="2160" w:hanging="360"/>
+      </w:pPr>
+      <w:rPr>
+        <w:rFonts w:ascii="Wingdings" w:hAnsi="Wingdings" w:hint="default"/>
+        <w:sz w:val="20"/>
+      </w:rPr>
+    </w:lvl>
+    <w:lvl w:ilvl="3" w:tentative="1">
+      <w:start w:val="1"/>
+      <w:numFmt w:val="bullet"/>
+      <w:lvlText w:val=""/>
+      <w:lvlJc w:val="left"/>
+      <w:pPr>
+        <w:tabs>
+          <w:tab w:val="num" w:pos="2880"/>
+        </w:tabs>
+        <w:ind w:left="2880" w:hanging="360"/>
+      </w:pPr>
+      <w:rPr>
+        <w:rFonts w:ascii="Wingdings" w:hAnsi="Wingdings" w:hint="default"/>
+        <w:sz w:val="20"/>
+      </w:rPr>
+    </w:lvl>
+    <w:lvl w:ilvl="4" w:tentative="1">
+      <w:start w:val="1"/>
+      <w:numFmt w:val="bullet"/>
+      <w:lvlText w:val=""/>
+      <w:lvlJc w:val="left"/>
+      <w:pPr>
+        <w:tabs>
+          <w:tab w:val="num" w:pos="3600"/>
+        </w:tabs>
+        <w:ind w:left="3600" w:hanging="360"/>
+      </w:pPr>
+      <w:rPr>
+        <w:rFonts w:ascii="Wingdings" w:hAnsi="Wingdings" w:hint="default"/>
+        <w:sz w:val="20"/>
+      </w:rPr>
+    </w:lvl>
+    <w:lvl w:ilvl="5" w:tentative="1">
+      <w:start w:val="1"/>
+      <w:numFmt w:val="bullet"/>
+      <w:lvlText w:val=""/>
+      <w:lvlJc w:val="left"/>
+      <w:pPr>
+        <w:tabs>
+          <w:tab w:val="num" w:pos="4320"/>
+        </w:tabs>
+        <w:ind w:left="4320" w:hanging="360"/>
+      </w:pPr>
+      <w:rPr>
+        <w:rFonts w:ascii="Wingdings" w:hAnsi="Wingdings" w:hint="default"/>
+        <w:sz w:val="20"/>
+      </w:rPr>
+    </w:lvl>
+    <w:lvl w:ilvl="6" w:tentative="1">
+      <w:start w:val="1"/>
+      <w:numFmt w:val="bullet"/>
+      <w:lvlText w:val=""/>
+      <w:lvlJc w:val="left"/>
+      <w:pPr>
+        <w:tabs>
+          <w:tab w:val="num" w:pos="5040"/>
+        </w:tabs>
+        <w:ind w:left="5040" w:hanging="360"/>
+      </w:pPr>
+      <w:rPr>
+        <w:rFonts w:ascii="Wingdings" w:hAnsi="Wingdings" w:hint="default"/>
+        <w:sz w:val="20"/>
+      </w:rPr>
+    </w:lvl>
+    <w:lvl w:ilvl="7" w:tentative="1">
+      <w:start w:val="1"/>
+      <w:numFmt w:val="bullet"/>
+      <w:lvlText w:val=""/>
+      <w:lvlJc w:val="left"/>
+      <w:pPr>
+        <w:tabs>
+          <w:tab w:val="num" w:pos="5760"/>
+        </w:tabs>
+        <w:ind w:left="5760" w:hanging="360"/>
+      </w:pPr>
+      <w:rPr>
+        <w:rFonts w:ascii="Wingdings" w:hAnsi="Wingdings" w:hint="default"/>
+        <w:sz w:val="20"/>
+      </w:rPr>
+    </w:lvl>
+    <w:lvl w:ilvl="8" w:tentative="1">
+      <w:start w:val="1"/>
+      <w:numFmt w:val="bullet"/>
+      <w:lvlText w:val=""/>
+      <w:lvlJc w:val="left"/>
+      <w:pPr>
+        <w:tabs>
+          <w:tab w:val="num" w:pos="6480"/>
+        </w:tabs>
+        <w:ind w:left="6480" w:hanging="360"/>
+      </w:pPr>
+      <w:rPr>
+        <w:rFonts w:ascii="Wingdings" w:hAnsi="Wingdings" w:hint="default"/>
+        <w:sz w:val="20"/>
+      </w:rPr>
+    </w:lvl>
+  </w:abstractNum>
   <w:num w:numId="1" w16cid:durableId="213810448">
+    <w:abstractNumId w:val="1"/>
+  </w:num>
+  <w:num w:numId="2" w16cid:durableId="1918896882">
+    <w:abstractNumId w:val="2"/>
+  </w:num>
+  <w:num w:numId="3" w16cid:durableId="1522619947">
+    <w:abstractNumId w:val="3"/>
+  </w:num>
+  <w:num w:numId="4" w16cid:durableId="1799838839">
     <w:abstractNumId w:val="0"/>
   </w:num>
 </w:numbering>
@@ -1483,7 +3554,7 @@
   <w:style w:type="paragraph" w:default="1" w:styleId="Normal">
     <w:name w:val="Normal"/>
     <w:qFormat/>
-    <w:rsid w:val="005A581B"/>
+    <w:rsid w:val="009E1208"/>
   </w:style>
   <w:style w:type="paragraph" w:styleId="Heading1">
     <w:name w:val="heading 1"/>
@@ -1683,7 +3754,6 @@
   <w:style w:type="character" w:default="1" w:styleId="DefaultParagraphFont">
     <w:name w:val="Default Paragraph Font"/>
     <w:uiPriority w:val="1"/>
-    <w:semiHidden/>
     <w:unhideWhenUsed/>
   </w:style>
   <w:style w:type="table" w:default="1" w:styleId="TableNormal">
